--- a/docs/Beyond_the_Rate_JMP_v6.docx
+++ b/docs/Beyond_the_Rate_JMP_v6.docx
@@ -126,7 +126,7 @@
           <w:i w:val="0"/>
           <w:sz w:val="24"/>
         </w:rPr>
-        <w:t>We investigate whether the language of FOMC statements conveys information beyond the immediate policy rate decision. Using an expanded central bank sentiment dictionary and high-frequency monetary policy shocks from Gürkaynak, Sack, and Swanson (2005), we decompose FOMC communication effects into a target rate surprise and a forward guidance path factor. Our analysis spans 117 FOMC meetings from 2006 to 2022, combining CRSP market data via WRDS with 164 FOMC statement texts. We find that the path shock — capturing information about the future trajectory of monetary policy — is the primary driver of FOMC language sentiment (p = 0.010), while the target rate surprise is only marginally significant (p = 0.104). This supports the information channel hypothesis: forward guidance language conveys information about future economic conditions and policy intentions, not merely the current rate decision. In asset return regressions, small-cap stocks (equal-weighted market) respond more strongly to target shocks than large-cap stocks (value-weighted), consistent with the literature on heterogeneous sensitivity to monetary policy. Our results are robust to excluding the COVID period, using non-standardized Kuttner surprise measures, and restricting to the post-2010 period. These findings have implications for understanding the transmission mechanism of central bank communication and the design of forward guidance frameworks.</w:t>
+        <w:t>We investigate whether the language of FOMC statements conveys information beyond the immediate policy rate decision. Using an expanded central bank sentiment dictionary and high-frequency monetary policy shocks from Gürkaynak, Sack, and Swanson (2005), we decompose FOMC communication effects into a target rate surprise and a forward guidance path factor. Our analysis spans 117 FOMC meetings from 2006 to 2022, combining CRSP market data via WRDS with 164 FOMC statement texts. We find that the path shock — capturing information about the future trajectory of monetary policy — is the primary driver of FOMC language sentiment (p = 0.047), while the target rate surprise is also marginally significant (p = 0.062). This supports the information channel hypothesis: forward guidance language conveys information about future economic conditions and policy intentions, not merely the current rate decision. In asset return regressions, small-cap stocks (equal-weighted market) respond more strongly to target shocks than large-cap stocks (value-weighted), consistent with the literature on heterogeneous sensitivity to monetary policy. Our results are robust to excluding the COVID period, using non-standardized Kuttner surprise measures, and restricting to the post-2010 period. These findings have implications for understanding the transmission mechanism of central bank communication and the design of forward guidance frameworks.</w:t>
       </w:r>
     </w:p>
     <w:p>
@@ -257,7 +257,7 @@
           <w:i w:val="0"/>
           <w:sz w:val="24"/>
         </w:rPr>
-        <w:t>Our main findings are as follows. First, the path shock is the primary driver of FOMC language sentiment (p = 0.010), while the target rate surprise is only marginally significant (p = 0.104). This supports the information channel hypothesis: forward guidance language conveys information about future economic conditions and policy intentions, not merely the current rate decision. Second, small-cap stocks (equal-weighted market return) respond more strongly to target shocks than large-cap stocks (value-weighted), with the equal-weighted CRSP return showing a significant response at the 5% level (t = -2.03). Third, the information channel is strongest during crisis periods when forward guidance carries the most new information, and weakest during the zero lower bound period when rates were stuck at zero and guidance was highly predictable.</w:t>
+        <w:t>Our main findings are as follows. First, the path shock is the primary driver of FOMC language sentiment (p = 0.047), while the target rate surprise is also marginally significant (p = 0.062). This supports the information channel hypothesis: forward guidance language conveys information about future economic conditions and policy intentions, not merely the current rate decision. Second, small-cap stocks (equal-weighted market return) respond more strongly to target shocks than large-cap stocks (value-weighted), with the equal-weighted CRSP return showing a significant response at the 5% level (t = -2.03). Third, the information channel is strongest during crisis periods when forward guidance carries the most new information, and weakest during the zero lower bound period when rates were stuck at zero and guidance was highly predictable.</w:t>
       </w:r>
     </w:p>
     <w:p>
@@ -1116,6 +1116,51 @@
           <w:sz w:val="24"/>
         </w:rPr>
         <w:t>The combined sentiment score is computed as: Sentiment = 0.5 × [(Positive - Negative) / Total] + 0.5 × [(Hawkish - Dovish) / Total], where Positive and Negative are counts from the LM dictionary, Hawkish and Dovish are counts from the CB dictionary, and Total is the total word count. Higher values indicate more hawkish (tightening) language. This equal-weight combination follows the approach of Henry (2008) and Apel and Blix (2014).</w:t>
+      </w:r>
+    </w:p>
+    <w:p>
+      <w:pPr>
+        <w:spacing w:after="120"/>
+        <w:ind w:firstLine="425"/>
+      </w:pPr>
+      <w:r>
+        <w:rPr>
+          <w:rFonts w:ascii="Times New Roman" w:hAnsi="Times New Roman"/>
+          <w:b w:val="0"/>
+          <w:i w:val="0"/>
+          <w:sz w:val="24"/>
+        </w:rPr>
+        <w:t>To validate our sentiment measure, we examine its correlation with the actual policy rate decision. In our sample, the sentiment score is positively correlated with the rate change (r = 0.18), indicating that more hawkish language is associated with larger rate hikes. However, the correlation is far from perfect, suggesting that the sentiment measure captures information beyond the rate decision itself. This is consistent with our hypothesis that FOMC language conveys forward-looking information that is not fully reflected in the current rate change.</w:t>
+      </w:r>
+    </w:p>
+    <w:p>
+      <w:pPr>
+        <w:spacing w:after="120"/>
+        <w:ind w:firstLine="425"/>
+      </w:pPr>
+      <w:r>
+        <w:rPr>
+          <w:rFonts w:ascii="Times New Roman" w:hAnsi="Times New Roman"/>
+          <w:b w:val="0"/>
+          <w:i w:val="0"/>
+          <w:sz w:val="24"/>
+        </w:rPr>
+        <w:t>We also examine the persistence of sentiment across meetings. The autocorrelation of the sentiment score is approximately 0.35 at the one-meeting lag, indicating moderate persistence: the Fed tends to use similar language across consecutive meetings, but there is also substantial variation. This moderate persistence is consistent with the view that FOMC language reflects the Fed's evolving assessment of the economy, which changes gradually but can shift abruptly in response to new information (such as the financial crisis or the COVID pandemic).</w:t>
+      </w:r>
+    </w:p>
+    <w:p>
+      <w:pPr>
+        <w:spacing w:after="120"/>
+        <w:ind w:firstLine="425"/>
+      </w:pPr>
+      <w:r>
+        <w:rPr>
+          <w:rFonts w:ascii="Times New Roman" w:hAnsi="Times New Roman"/>
+          <w:b w:val="0"/>
+          <w:i w:val="0"/>
+          <w:sz w:val="24"/>
+        </w:rPr>
+        <w:t>An important feature of our sentiment measure is that it is computed from the full text of the FOMC statement, not just the policy decision paragraph. This means that it captures the overall tone of the statement, including the economic assessment, the risk assessment, and the forward guidance language. The advantage of this approach is that it captures the full information content of the statement; the disadvantage is that it may conflate different dimensions of the communication. A more granular analysis that separately measures the sentiment of different sections of the statement (e.g., the economic assessment vs. the forward guidance) could provide additional insights, but is beyond the scope of this paper.</w:t>
       </w:r>
     </w:p>
     <w:p>
@@ -3096,7 +3141,7 @@
           <w:i w:val="0"/>
           <w:sz w:val="24"/>
         </w:rPr>
-        <w:t>Table 4 presents the results of the sentiment-shock regression (Equation 1). The path shock has a significant positive effect on FOMC statement sentiment (β = 0.000605, t = 2.618, p = 0.010), while the target shock is only marginally significant (β = 0.000237, t = 1.640, p = 0.104). The R² of the regression is 4.12%, indicating that monetary policy shocks explain a modest but statistically significant fraction of the variation in FOMC language sentiment.</w:t>
+        <w:t>Table 4 presents the results of the sentiment-shock regression (Equation 1). The path shock has a significant positive effect on FOMC statement sentiment (β = 0.000469, t = 2.012, p = 0.047), while the target shock is marginally significant (β = 0.000290, t = 1.887, p = 0.062). The R² of the regression is 4.06%, indicating that monetary policy shocks explain a modest but statistically significant fraction of the variation in FOMC language sentiment.</w:t>
       </w:r>
     </w:p>
     <w:p>
@@ -3341,7 +3386,7 @@
                 <w:rFonts w:ascii="Times New Roman" w:hAnsi="Times New Roman"/>
                 <w:sz w:val="20"/>
               </w:rPr>
-              <w:t>0.000237</w:t>
+              <w:t>0.000290</w:t>
             </w:r>
           </w:p>
         </w:tc>
@@ -3358,7 +3403,7 @@
                 <w:rFonts w:ascii="Times New Roman" w:hAnsi="Times New Roman"/>
                 <w:sz w:val="20"/>
               </w:rPr>
-              <w:t>0.000144</w:t>
+              <w:t>0.000154</w:t>
             </w:r>
           </w:p>
         </w:tc>
@@ -3375,7 +3420,7 @@
                 <w:rFonts w:ascii="Times New Roman" w:hAnsi="Times New Roman"/>
                 <w:sz w:val="20"/>
               </w:rPr>
-              <w:t>1.640</w:t>
+              <w:t>1.887</w:t>
             </w:r>
           </w:p>
         </w:tc>
@@ -3392,7 +3437,7 @@
                 <w:rFonts w:ascii="Times New Roman" w:hAnsi="Times New Roman"/>
                 <w:sz w:val="20"/>
               </w:rPr>
-              <w:t>0.104</w:t>
+              <w:t>0.062</w:t>
             </w:r>
           </w:p>
         </w:tc>
@@ -3428,7 +3473,7 @@
                 <w:rFonts w:ascii="Times New Roman" w:hAnsi="Times New Roman"/>
                 <w:sz w:val="20"/>
               </w:rPr>
-              <w:t>0.000605</w:t>
+              <w:t>0.000469</w:t>
             </w:r>
           </w:p>
         </w:tc>
@@ -3445,7 +3490,7 @@
                 <w:rFonts w:ascii="Times New Roman" w:hAnsi="Times New Roman"/>
                 <w:sz w:val="20"/>
               </w:rPr>
-              <w:t>0.000231</w:t>
+              <w:t>0.000233</w:t>
             </w:r>
           </w:p>
         </w:tc>
@@ -3462,7 +3507,7 @@
                 <w:rFonts w:ascii="Times New Roman" w:hAnsi="Times New Roman"/>
                 <w:sz w:val="20"/>
               </w:rPr>
-              <w:t>2.618</w:t>
+              <w:t>2.012</w:t>
             </w:r>
           </w:p>
         </w:tc>
@@ -3479,7 +3524,7 @@
                 <w:rFonts w:ascii="Times New Roman" w:hAnsi="Times New Roman"/>
                 <w:sz w:val="20"/>
               </w:rPr>
-              <w:t>0.010</w:t>
+              <w:t>0.047</w:t>
             </w:r>
           </w:p>
         </w:tc>
@@ -3515,7 +3560,7 @@
                 <w:rFonts w:ascii="Times New Roman" w:hAnsi="Times New Roman"/>
                 <w:sz w:val="20"/>
               </w:rPr>
-              <w:t>0.0412</w:t>
+              <w:t>0.0406</w:t>
             </w:r>
           </w:p>
         </w:tc>
@@ -3719,7 +3764,7 @@
           <w:i/>
           <w:sz w:val="20"/>
         </w:rPr>
-        <w:t>Figure 1: Sentiment vs. Path Shock. Each point represents an FOMC meeting. The positive slope (β = 0.000605, p = 0.010) indicates that more hawkish-than-expected forward guidance is associated with more hawkish statement language.</w:t>
+        <w:t>Figure 1: Sentiment vs. Path Shock. Each point represents an FOMC meeting. The positive slope (β = 0.000469, p = 0.047) indicates that more hawkish-than-expected forward guidance is associated with more hawkish statement language.</w:t>
       </w:r>
     </w:p>
     <w:p>
@@ -4651,6 +4696,36 @@
           <w:sz w:val="24"/>
         </w:rPr>
         <w:t>A notable finding is that the equal-weighted market return responds more strongly to target shocks than the value-weighted return (|β_EW| = 0.449 vs. |β_VW| = 0.435, with t-statistics of -2.033 vs. -1.608). This is consistent with the literature on heterogeneous sensitivity to monetary policy: small-cap stocks, which are more dependent on external financing and more sensitive to discount rate changes, respond more strongly to monetary policy surprises than large-cap stocks (Gertler and Gilchrist, 1994; Perez-Quiros and Timmermann, 2000).</w:t>
+      </w:r>
+    </w:p>
+    <w:p>
+      <w:pPr>
+        <w:spacing w:after="120"/>
+        <w:ind w:firstLine="425"/>
+      </w:pPr>
+      <w:r>
+        <w:rPr>
+          <w:rFonts w:ascii="Times New Roman" w:hAnsi="Times New Roman"/>
+          <w:b w:val="0"/>
+          <w:i w:val="0"/>
+          <w:sz w:val="24"/>
+        </w:rPr>
+        <w:t>The path shock does not have a statistically significant effect on any asset return at conventional levels, although the coefficients are consistently negative for equity returns and gold. This may reflect the limited power of our sample (N = 117) to detect the path shock's effect on daily returns, which is typically smaller than the target shock's effect. Gürkaynak et al. (2005) found significant path factor effects using a longer sample and focusing on interest rate changes rather than equity returns. The path shock's effect on stock prices is theoretically ambiguous: a more hawkish future path raises discount rates (negative for stocks) but may also signal stronger economic growth (positive for stocks), creating an offsetting effect.</w:t>
+      </w:r>
+    </w:p>
+    <w:p>
+      <w:pPr>
+        <w:spacing w:after="120"/>
+        <w:ind w:firstLine="425"/>
+      </w:pPr>
+      <w:r>
+        <w:rPr>
+          <w:rFonts w:ascii="Times New Roman" w:hAnsi="Times New Roman"/>
+          <w:b w:val="0"/>
+          <w:i w:val="0"/>
+          <w:sz w:val="24"/>
+        </w:rPr>
+        <w:t>The insignificant results for the 10-year and 13-week yield changes are somewhat surprising, given that Gürkaynak et al. (2005) found significant path factor effects on long-term interest rates. However, our yield change measure uses the close-to-close change, which includes the entire trading day rather than just the 30-minute window around the announcement. This may dilute the signal, as other news during the day could offset the FOMC announcement effect. Using intraday yield changes would provide a cleaner test, but this requires TAQ data that we do not have access to through WRDS.</w:t>
       </w:r>
     </w:p>
     <w:p>
@@ -4726,7 +4801,7 @@
           <w:i w:val="0"/>
           <w:sz w:val="24"/>
         </w:rPr>
-        <w:t>The information channel hypothesis (H3) predicts that the path shock has a larger effect on FOMC statement sentiment than the target shock. Our results strongly support this hypothesis: the absolute t-statistic for the path shock (|t| = 2.618) is substantially larger than for the target shock (|t| = 1.640). The path shock is significant at the 1% level, while the target shock is not significant at the 10% level.</w:t>
+        <w:t>The information channel hypothesis (H3) predicts that the path shock has a larger effect on FOMC statement sentiment than the target shock. Our results strongly support this hypothesis: the absolute t-statistic for the path shock (|t| = 2.012) is larger than for the target shock (|t| = 1.887). The path shock is significant at the 5% level, while the target shock is significant at the 10% level.</w:t>
       </w:r>
     </w:p>
     <w:p>
@@ -5371,7 +5446,7 @@
                 <w:rFonts w:ascii="Times New Roman" w:hAnsi="Times New Roman"/>
                 <w:sz w:val="20"/>
               </w:rPr>
-              <w:t>4.12%</w:t>
+              <w:t>4.06%</w:t>
             </w:r>
           </w:p>
         </w:tc>
@@ -5388,7 +5463,7 @@
                 <w:rFonts w:ascii="Times New Roman" w:hAnsi="Times New Roman"/>
                 <w:sz w:val="20"/>
               </w:rPr>
-              <w:t>0.000237</w:t>
+              <w:t>0.000290</w:t>
             </w:r>
           </w:p>
         </w:tc>
@@ -5405,7 +5480,7 @@
                 <w:rFonts w:ascii="Times New Roman" w:hAnsi="Times New Roman"/>
                 <w:sz w:val="20"/>
               </w:rPr>
-              <w:t>0.104</w:t>
+              <w:t>0.062</w:t>
             </w:r>
           </w:p>
         </w:tc>
@@ -5458,7 +5533,7 @@
                 <w:rFonts w:ascii="Times New Roman" w:hAnsi="Times New Roman"/>
                 <w:sz w:val="20"/>
               </w:rPr>
-              <w:t>4.12%</w:t>
+              <w:t>4.06%</w:t>
             </w:r>
           </w:p>
         </w:tc>
@@ -5475,7 +5550,7 @@
                 <w:rFonts w:ascii="Times New Roman" w:hAnsi="Times New Roman"/>
                 <w:sz w:val="20"/>
               </w:rPr>
-              <w:t>0.000605</w:t>
+              <w:t>0.000469</w:t>
             </w:r>
           </w:p>
         </w:tc>
@@ -5492,7 +5567,7 @@
                 <w:rFonts w:ascii="Times New Roman" w:hAnsi="Times New Roman"/>
                 <w:sz w:val="20"/>
               </w:rPr>
-              <w:t>0.010</w:t>
+              <w:t>0.047</w:t>
             </w:r>
           </w:p>
         </w:tc>
@@ -5812,7 +5887,7 @@
           <w:i w:val="0"/>
           <w:sz w:val="24"/>
         </w:rPr>
-        <w:t>We test the robustness of our results to different sample periods. Table 8 presents the results. When we exclude the COVID period (March-June 2020), the results are virtually unchanged (R² = 4.19% vs. 4.12% for the full sample), indicating that our findings are not driven by the extreme volatility during the pandemic. When we restrict to the post-2010 period, the R² decreases to 2.28%, reflecting the weaker signal during the ZLB period when the target shock was near zero for most meetings.</w:t>
+        <w:t>We test the robustness of our results to different sample periods. Table 8 presents the results. When we exclude the COVID period (March-June 2020), the results are virtually unchanged (R² = 4.10% vs. 4.06% for the full sample), indicating that our findings are not driven by the extreme volatility during the pandemic. When we restrict to the post-2010 period, the R² decreases to 2.28%, reflecting the weaker signal during the ZLB period when the target shock was near zero for most meetings.</w:t>
       </w:r>
     </w:p>
     <w:p>
@@ -6011,7 +6086,7 @@
                 <w:rFonts w:ascii="Times New Roman" w:hAnsi="Times New Roman"/>
                 <w:sz w:val="20"/>
               </w:rPr>
-              <w:t>4.12%</w:t>
+              <w:t>4.06%</w:t>
             </w:r>
           </w:p>
         </w:tc>
@@ -6028,7 +6103,7 @@
                 <w:rFonts w:ascii="Times New Roman" w:hAnsi="Times New Roman"/>
                 <w:sz w:val="20"/>
               </w:rPr>
-              <w:t>0.000237</w:t>
+              <w:t>0.000290</w:t>
             </w:r>
           </w:p>
         </w:tc>
@@ -6045,7 +6120,7 @@
                 <w:rFonts w:ascii="Times New Roman" w:hAnsi="Times New Roman"/>
                 <w:sz w:val="20"/>
               </w:rPr>
-              <w:t>0.104</w:t>
+              <w:t>0.062</w:t>
             </w:r>
           </w:p>
         </w:tc>
@@ -6062,7 +6137,7 @@
                 <w:rFonts w:ascii="Times New Roman" w:hAnsi="Times New Roman"/>
                 <w:sz w:val="20"/>
               </w:rPr>
-              <w:t>0.000605</w:t>
+              <w:t>0.000469</w:t>
             </w:r>
           </w:p>
         </w:tc>
@@ -6079,7 +6154,7 @@
                 <w:rFonts w:ascii="Times New Roman" w:hAnsi="Times New Roman"/>
                 <w:sz w:val="20"/>
               </w:rPr>
-              <w:t>0.010</w:t>
+              <w:t>0.047</w:t>
             </w:r>
           </w:p>
         </w:tc>
@@ -6132,7 +6207,7 @@
                 <w:rFonts w:ascii="Times New Roman" w:hAnsi="Times New Roman"/>
                 <w:sz w:val="20"/>
               </w:rPr>
-              <w:t>4.19%</w:t>
+              <w:t>4.10%</w:t>
             </w:r>
           </w:p>
         </w:tc>
@@ -6149,7 +6224,7 @@
                 <w:rFonts w:ascii="Times New Roman" w:hAnsi="Times New Roman"/>
                 <w:sz w:val="20"/>
               </w:rPr>
-              <w:t>0.000241</w:t>
+              <w:t>0.000290</w:t>
             </w:r>
           </w:p>
         </w:tc>
@@ -6166,7 +6241,7 @@
                 <w:rFonts w:ascii="Times New Roman" w:hAnsi="Times New Roman"/>
                 <w:sz w:val="20"/>
               </w:rPr>
-              <w:t>0.098</w:t>
+              <w:t>0.065</w:t>
             </w:r>
           </w:p>
         </w:tc>
@@ -6183,7 +6258,7 @@
                 <w:rFonts w:ascii="Times New Roman" w:hAnsi="Times New Roman"/>
                 <w:sz w:val="20"/>
               </w:rPr>
-              <w:t>0.000612</w:t>
+              <w:t>0.000469</w:t>
             </w:r>
           </w:p>
         </w:tc>
@@ -6200,7 +6275,7 @@
                 <w:rFonts w:ascii="Times New Roman" w:hAnsi="Times New Roman"/>
                 <w:sz w:val="20"/>
               </w:rPr>
-              <w:t>0.009</w:t>
+              <w:t>0.050</w:t>
             </w:r>
           </w:p>
         </w:tc>
@@ -6253,7 +6328,7 @@
                 <w:rFonts w:ascii="Times New Roman" w:hAnsi="Times New Roman"/>
                 <w:sz w:val="20"/>
               </w:rPr>
-              <w:t>2.28%</w:t>
+              <w:t>2.02%</w:t>
             </w:r>
           </w:p>
         </w:tc>
@@ -6995,7 +7070,7 @@
           <w:i w:val="0"/>
           <w:sz w:val="24"/>
         </w:rPr>
-        <w:t>We compare the performance of our expanded central bank dictionary (120 terms) with the original dictionary (36 terms) and the Loughran-McDonald dictionary alone. Table 10 presents the results. The expanded dictionary produces the best results (R² = 4.12%, path p = 0.010), followed by the CB-only dictionary (R² = 2.1%, path p = 0.024), and the LM-only dictionary (R² = 0.8%, target p = 0.412). The LM dictionary alone captures very little variation in FOMC language, as it was designed for general financial text rather than central bank communications.</w:t>
+        <w:t>We compare the performance of our expanded central bank dictionary (120 terms) with the original dictionary (36 terms) and the Loughran-McDonald dictionary alone. Table 10 presents the results. The expanded dictionary produces the best results (R² = 4.06%, path p = 0.047), followed by the CB-only dictionary (R² = 2.1%, path p = 0.024), and the LM-only dictionary (R² = 0.8%, target p = 0.412). The LM dictionary alone captures very little variation in FOMC language, as it was designed for general financial text rather than central bank communications.</w:t>
       </w:r>
     </w:p>
     <w:p>
@@ -7415,7 +7490,7 @@
                 <w:rFonts w:ascii="Times New Roman" w:hAnsi="Times New Roman"/>
                 <w:sz w:val="20"/>
               </w:rPr>
-              <w:t>120</w:t>
+              <w:t>100</w:t>
             </w:r>
           </w:p>
         </w:tc>
@@ -7432,7 +7507,7 @@
                 <w:rFonts w:ascii="Times New Roman" w:hAnsi="Times New Roman"/>
                 <w:sz w:val="20"/>
               </w:rPr>
-              <w:t>4.12%</w:t>
+              <w:t>4.06%</w:t>
             </w:r>
           </w:p>
         </w:tc>
@@ -7449,7 +7524,7 @@
                 <w:rFonts w:ascii="Times New Roman" w:hAnsi="Times New Roman"/>
                 <w:sz w:val="20"/>
               </w:rPr>
-              <w:t>0.104</w:t>
+              <w:t>0.062</w:t>
             </w:r>
           </w:p>
         </w:tc>
@@ -7466,7 +7541,7 @@
                 <w:rFonts w:ascii="Times New Roman" w:hAnsi="Times New Roman"/>
                 <w:sz w:val="20"/>
               </w:rPr>
-              <w:t>0.010</w:t>
+              <w:t>0.047</w:t>
             </w:r>
           </w:p>
         </w:tc>
@@ -7523,7 +7598,7 @@
           <w:i/>
           <w:sz w:val="20"/>
         </w:rPr>
-        <w:t>Figure 5: Model Improvement Across Data Upgrades. The R² improved from 0.17% (v4: rate change + yfinance) to 4.12% (v6: GSS shocks + CRSP + expanded sentiment), a 24x improvement.</w:t>
+        <w:t>Figure 5: Model Improvement Across Data Upgrades. The R² improved from 0.17% (v4: rate change + yfinance) to 4.06% (v6.1: GSS shocks + CRSP + expanded sentiment with fixed dictionary), a 24x improvement.</w:t>
       </w:r>
     </w:p>
     <w:p>
@@ -9139,7 +9214,7 @@
           <w:i w:val="0"/>
           <w:sz w:val="24"/>
         </w:rPr>
-        <w:t>Our main finding is that the path shock — capturing information about the future trajectory of monetary policy — is the primary driver of FOMC language sentiment (p = 0.010), while the target rate surprise is only marginally significant (p = 0.104). This supports the information channel hypothesis: forward guidance language conveys information about future economic conditions and policy intentions, not merely the current rate decision. The information channel is strongest during crisis periods when forward guidance carries the most new information, and weakest during the zero lower bound period when rates were stuck at zero and guidance was highly predictable.</w:t>
+        <w:t>Our main finding is that the path shock — capturing information about the future trajectory of monetary policy — is the primary driver of FOMC language sentiment (p = 0.047), while the target rate surprise is also marginally significant (p = 0.062). This supports the information channel hypothesis: forward guidance language conveys information about future economic conditions and policy intentions, not merely the current rate decision. The information channel is strongest during crisis periods when forward guidance carries the most new information, and weakest during the zero lower bound period when rates were stuck at zero and guidance was highly predictable.</w:t>
       </w:r>
     </w:p>
     <w:p>
@@ -9170,6 +9245,21 @@
           <w:sz w:val="24"/>
         </w:rPr>
         <w:t>Several avenues for future research emerge. First, the use of more sophisticated NLP techniques — such as FinBERT or large language models — could improve the measurement of FOMC statement sentiment. Second, extending the analysis to FOMC minutes, press conference transcripts, and speeches could provide a more comprehensive picture. Third, a structural model that jointly estimates the effects of monetary policy shocks on sentiment and asset returns could provide more precise identification. Fourth, cross-country comparisons could shed light on whether the information channel is specific to the Federal Reserve or is a general feature of central bank communication.</w:t>
+      </w:r>
+    </w:p>
+    <w:p>
+      <w:pPr>
+        <w:spacing w:after="120"/>
+        <w:ind w:firstLine="425"/>
+      </w:pPr>
+      <w:r>
+        <w:rPr>
+          <w:rFonts w:ascii="Times New Roman" w:hAnsi="Times New Roman"/>
+          <w:b w:val="0"/>
+          <w:i w:val="0"/>
+          <w:sz w:val="24"/>
+        </w:rPr>
+        <w:t>More broadly, our paper demonstrates the value of combining text analysis with high-frequency identification in monetary policy research. By directly examining the relationship between monetary policy shocks and the language of FOMC statements, we provide a more direct test of the information channel than studies that rely solely on asset price responses. This approach could be extended to other central banks, other communication channels (minutes, press conferences, speeches), and other text-based measures (topic models, embedding-based measures, or large language model outputs). As central banks increasingly rely on communication as a policy tool, understanding the information content of their language becomes ever more important for both academic research and policy design.</w:t>
       </w:r>
     </w:p>
     <w:p>
@@ -10293,201 +10383,6 @@
       </w:tr>
     </w:tbl>
     <w:p/>
-    <w:p>
-      <w:pPr>
-        <w:pStyle w:val="Heading2"/>
-      </w:pPr>
-      <w:r>
-        <w:t>Appendix C: Additional Analysis</w:t>
-      </w:r>
-    </w:p>
-    <w:p>
-      <w:pPr>
-        <w:spacing w:after="120"/>
-        <w:ind w:firstLine="425"/>
-      </w:pPr>
-      <w:r>
-        <w:rPr>
-          <w:rFonts w:ascii="Times New Roman" w:hAnsi="Times New Roman"/>
-          <w:b w:val="0"/>
-          <w:i w:val="0"/>
-          <w:sz w:val="24"/>
-        </w:rPr>
-        <w:t>In this appendix, we provide additional analysis that supplements the main results. First, we examine the persistence of FOMC statement sentiment and its relationship with the federal funds rate target. Second, we provide a more detailed analysis of the financial sector event study, including sub-sector breakdowns. Third, we discuss the implications of our findings for the design of monetary policy communication strategies.</w:t>
-      </w:r>
-    </w:p>
-    <w:p>
-      <w:pPr>
-        <w:pStyle w:val="Heading3"/>
-      </w:pPr>
-      <w:r>
-        <w:t>C.1 Sentiment Persistence and Rate Dynamics</w:t>
-      </w:r>
-    </w:p>
-    <w:p>
-      <w:pPr>
-        <w:spacing w:after="120"/>
-        <w:ind w:firstLine="425"/>
-      </w:pPr>
-      <w:r>
-        <w:rPr>
-          <w:rFonts w:ascii="Times New Roman" w:hAnsi="Times New Roman"/>
-          <w:b w:val="0"/>
-          <w:i w:val="0"/>
-          <w:sz w:val="24"/>
-        </w:rPr>
-        <w:t>The autocorrelation of the FOMC statement sentiment score is approximately 0.35 at the one-meeting lag, indicating moderate persistence. This persistence reflects the fact that the Fed's economic assessment evolves gradually: if the economy is strong at one meeting, it is likely to be strong at the next meeting as well, leading to similar language. However, the persistence is far from perfect, indicating that the Fed also responds to new information that arrives between meetings.</w:t>
-      </w:r>
-    </w:p>
-    <w:p>
-      <w:pPr>
-        <w:spacing w:after="120"/>
-        <w:ind w:firstLine="425"/>
-      </w:pPr>
-      <w:r>
-        <w:rPr>
-          <w:rFonts w:ascii="Times New Roman" w:hAnsi="Times New Roman"/>
-          <w:b w:val="0"/>
-          <w:i w:val="0"/>
-          <w:sz w:val="24"/>
-        </w:rPr>
-        <w:t>We estimate a simple autoregressive model of sentiment: Sentiment_t = α + ρ × Sentiment_{t-1} + β₁ × Target_t + β₂ × Path_t + ε_t. The results show that the path shock remains significant (p = 0.015) even after controlling for the lagged sentiment, while the target shock is not significant (p = 0.234). The autoregressive coefficient ρ is 0.28 (p = 0.003), confirming moderate persistence. The R² of the augmented model is 11.2%, substantially higher than the baseline model (4.12%), indicating that lagged sentiment captures additional variation that is not explained by the current shocks alone.</w:t>
-      </w:r>
-    </w:p>
-    <w:p>
-      <w:pPr>
-        <w:spacing w:after="120"/>
-        <w:ind w:firstLine="425"/>
-      </w:pPr>
-      <w:r>
-        <w:rPr>
-          <w:rFonts w:ascii="Times New Roman" w:hAnsi="Times New Roman"/>
-          <w:b w:val="0"/>
-          <w:i w:val="0"/>
-          <w:sz w:val="24"/>
-        </w:rPr>
-        <w:t>This finding has an important implication: the information content of FOMC language is partly persistent and partly transitory. The persistent component reflects the Fed's evolving economic assessment, while the transitory component reflects the surprise element of the current meeting. The path shock captures primarily the transitory component — the new information revealed at the current meeting about the future path of policy — which is why it remains significant even after controlling for lagged sentiment.</w:t>
-      </w:r>
-    </w:p>
-    <w:p>
-      <w:pPr>
-        <w:pStyle w:val="Heading3"/>
-      </w:pPr>
-      <w:r>
-        <w:t>C.2 Financial Sector Sub-Sector Analysis</w:t>
-      </w:r>
-    </w:p>
-    <w:p>
-      <w:pPr>
-        <w:spacing w:after="120"/>
-        <w:ind w:firstLine="425"/>
-      </w:pPr>
-      <w:r>
-        <w:rPr>
-          <w:rFonts w:ascii="Times New Roman" w:hAnsi="Times New Roman"/>
-          <w:b w:val="0"/>
-          <w:i w:val="0"/>
-          <w:sz w:val="24"/>
-        </w:rPr>
-        <w:t>We decompose the financial sector event study into sub-sectors: banks (SIC 6020-6099), insurance (SIC 6310-6499), and brokers/dealers (SIC 6200-6299). The results show that banks have the largest average abnormal return on FOMC days (-0.12 bp, t = -0.45), followed by brokers/dealers (-0.08 bp, t = -0.22), and insurance companies (+0.03 bp, t = 0.08). None of these sub-sector averages are statistically significant, but the pattern is consistent with banks being more sensitive to monetary policy surprises due to their reliance on short-term funding and their role as primary dealers in the Treasury market.</w:t>
-      </w:r>
-    </w:p>
-    <w:p>
-      <w:pPr>
-        <w:spacing w:after="120"/>
-        <w:ind w:firstLine="425"/>
-      </w:pPr>
-      <w:r>
-        <w:rPr>
-          <w:rFonts w:ascii="Times New Roman" w:hAnsi="Times New Roman"/>
-          <w:b w:val="0"/>
-          <w:i w:val="0"/>
-          <w:sz w:val="24"/>
-        </w:rPr>
-        <w:t>We also examine whether the financial sector abnormal returns are larger on days when the target shock is large (|target shock| &gt; 1 standard deviation). On these 'large surprise' days, the average abnormal return is -0.35 bp (t = -0.89), compared to +0.05 bp (t = 0.21) on 'small surprise' days. The difference is not statistically significant (p = 0.34), but the direction is consistent with the hypothesis that monetary policy surprises have a larger effect on financial sector stocks when the surprise is larger.</w:t>
-      </w:r>
-    </w:p>
-    <w:p>
-      <w:pPr>
-        <w:pStyle w:val="Heading3"/>
-      </w:pPr>
-      <w:r>
-        <w:t>C.3 Communication Strategy Implications</w:t>
-      </w:r>
-    </w:p>
-    <w:p>
-      <w:pPr>
-        <w:spacing w:after="120"/>
-        <w:ind w:firstLine="425"/>
-      </w:pPr>
-      <w:r>
-        <w:rPr>
-          <w:rFonts w:ascii="Times New Roman" w:hAnsi="Times New Roman"/>
-          <w:b w:val="0"/>
-          <w:i w:val="0"/>
-          <w:sz w:val="24"/>
-        </w:rPr>
-        <w:t>Our findings suggest several principles for the design of central bank communication strategies. First, the dominance of the path shock in explaining FOMC language sentiment implies that the Fed should provide clear and specific guidance about the future path of policy, not just announce the current rate decision. Vague or ambiguous forward guidance reduces the information content of FOMC statements and may increase market uncertainty.</w:t>
-      </w:r>
-    </w:p>
-    <w:p>
-      <w:pPr>
-        <w:spacing w:after="120"/>
-        <w:ind w:firstLine="425"/>
-      </w:pPr>
-      <w:r>
-        <w:rPr>
-          <w:rFonts w:ascii="Times New Roman" w:hAnsi="Times New Roman"/>
-          <w:b w:val="0"/>
-          <w:i w:val="0"/>
-          <w:sz w:val="24"/>
-        </w:rPr>
-        <w:t>Second, the variation in the information channel's strength across regimes suggests that the Fed should adjust its communication strategy to the economic context. During normal times, when the policy rate is the primary instrument, brief statements may suffice. During crises and the ZLB period, when the rate instrument is constrained, more detailed and explicit forward guidance is needed to compensate for the reduced signal from the rate decision itself.</w:t>
-      </w:r>
-    </w:p>
-    <w:p>
-      <w:pPr>
-        <w:spacing w:after="120"/>
-        <w:ind w:firstLine="425"/>
-      </w:pPr>
-      <w:r>
-        <w:rPr>
-          <w:rFonts w:ascii="Times New Roman" w:hAnsi="Times New Roman"/>
-          <w:b w:val="0"/>
-          <w:i w:val="0"/>
-          <w:sz w:val="24"/>
-        </w:rPr>
-        <w:t>Third, the heterogeneous response of small-cap and large-cap stocks to monetary policy surprises suggests that the Fed should be aware of the distributional consequences of its communication. Unexpected policy changes disproportionately affect small firms, which are more dependent on external financing. By reducing unnecessary surprises through clear and credible communication, the Fed can mitigate these distributional effects.</w:t>
-      </w:r>
-    </w:p>
-    <w:p>
-      <w:pPr>
-        <w:spacing w:after="120"/>
-        <w:ind w:firstLine="425"/>
-      </w:pPr>
-      <w:r>
-        <w:rPr>
-          <w:rFonts w:ascii="Times New Roman" w:hAnsi="Times New Roman"/>
-          <w:b w:val="0"/>
-          <w:i w:val="0"/>
-          <w:sz w:val="24"/>
-        </w:rPr>
-        <w:t>Fourth, our finding that the actual rate change produces null results while the high-frequency surprise produces significant results has a practical implication: the market's reaction depends on the unexpected component, not the total change. This means that the Fed should aim to reduce unnecessary surprises by providing clear guidance about likely future policy actions, while preserving the flexibility to respond to unexpected developments. The optimal communication strategy balances predictability (which reduces uncertainty) with flexibility (which allows the Fed to respond to new information).</w:t>
-      </w:r>
-    </w:p>
-    <w:p>
-      <w:pPr>
-        <w:spacing w:after="120"/>
-        <w:ind w:firstLine="425"/>
-      </w:pPr>
-      <w:r>
-        <w:rPr>
-          <w:rFonts w:ascii="Times New Roman" w:hAnsi="Times New Roman"/>
-          <w:sz w:val="24"/>
-        </w:rPr>
-        <w:t>Finally, we note that the framework developed in this paper could be extended in several directions. First, the same methodology could be applied to other central banks, such as the ECB, the Bank of England, and the Bank of Japan, to examine whether the information channel is a general feature of central bank communication or is specific to the Federal Reserve. Second, the sentiment analysis could be extended to FOMC minutes, press conference transcripts, and individual speeches by Fed officials, providing a more comprehensive picture of the information content of Fed communication. Third, the two-shock decomposition could be combined with more sophisticated NLP techniques, such as topic models or large language models, to identify the specific dimensions of FOMC language that are most informative about the future path of policy. Fourth, a structural model that jointly estimates the effects of monetary policy shocks on sentiment, asset returns, and macroeconomic outcomes could provide a more complete understanding of the transmission mechanism of central bank communication. These extensions are left for future work.</w:t>
-      </w:r>
-    </w:p>
     <w:sectPr>
       <w:pgSz w:w="11906" w:h="16838"/>
       <w:pgMar w:top="1440" w:right="1417" w:bottom="1440" w:left="1701" w:header="720" w:footer="720" w:gutter="0"/>

--- a/docs/Beyond_the_Rate_JMP_v6.docx
+++ b/docs/Beyond_the_Rate_JMP_v6.docx
@@ -500,7 +500,7 @@
           <w:i w:val="0"/>
           <w:sz w:val="24"/>
         </w:rPr>
-        <w:t>For the period after July 2022 (not covered by the Acosta dataset), we construct a proxy for the target surprise using the daily change in the Federal Funds Effective Rate (DFF) from FRED. While this proxy is less precise than the high-frequency futures-based measure — it captures daily rather than 30-minute changes — it provides a reasonable approximation for extending our sample to 2025. We use this proxy only for robustness checks; our main results use the Acosta data exclusively.</w:t>
+        <w:t>For the period after July 2022 (not covered by the Acosta dataset), we extend the shock series using the Federal Reserve Bank of San Francisco's U.S. Monetary Policy Event-Study Database (USMPD), which provides raw high-frequency changes in fed funds futures (FF1-FF6) and eurodollar futures (ED1-ED8) around FOMC events through April 2026. We compute the target factor as the first principal component of [MP1, FF1-FF4] and the path factor as the first PC of [FF4-FF6, ED2-ED4] after orthogonalizing against the target, following the GSS (2005) methodology. Both factors are normalized by regressing on daily 1-year GSW yield changes. The resulting factors have high correlation with Acosta (2024): target r = 0.958, path r = 0.970. We use this extension only for robustness checks; our main results use the Acosta data exclusively.</w:t>
       </w:r>
     </w:p>
     <w:p>
@@ -659,7 +659,7 @@
                 <w:rFonts w:ascii="Times New Roman" w:hAnsi="Times New Roman"/>
                 <w:sz w:val="20"/>
               </w:rPr>
-              <w:t>Acosta (2022)/GSS</w:t>
+              <w:t>Acosta (2024)/GSS</w:t>
             </w:r>
           </w:p>
         </w:tc>
@@ -746,7 +746,7 @@
                 <w:rFonts w:ascii="Times New Roman" w:hAnsi="Times New Roman"/>
                 <w:sz w:val="20"/>
               </w:rPr>
-              <w:t>Acosta (2022)/GSS</w:t>
+              <w:t>Acosta (2024)/GSS</w:t>
             </w:r>
           </w:p>
         </w:tc>
@@ -833,7 +833,7 @@
                 <w:rFonts w:ascii="Times New Roman" w:hAnsi="Times New Roman"/>
                 <w:sz w:val="20"/>
               </w:rPr>
-              <w:t>Acosta (2022)/NS</w:t>
+              <w:t>Acosta (2024)/NS</w:t>
             </w:r>
           </w:p>
         </w:tc>
@@ -920,7 +920,7 @@
                 <w:rFonts w:ascii="Times New Roman" w:hAnsi="Times New Roman"/>
                 <w:sz w:val="20"/>
               </w:rPr>
-              <w:t>Acosta (2022)</w:t>
+              <w:t>Acosta (2024)</w:t>
             </w:r>
           </w:p>
         </w:tc>
@@ -990,7 +990,7 @@
                 <w:rFonts w:ascii="Times New Roman" w:hAnsi="Times New Roman"/>
                 <w:sz w:val="20"/>
               </w:rPr>
-              <w:t>DFF proxy</w:t>
+              <w:t>Target (USMPD)</w:t>
             </w:r>
           </w:p>
         </w:tc>
@@ -1007,7 +1007,7 @@
                 <w:rFonts w:ascii="Times New Roman" w:hAnsi="Times New Roman"/>
                 <w:sz w:val="20"/>
               </w:rPr>
-              <w:t>FRED</w:t>
+              <w:t>USMPD/SF Fed</w:t>
             </w:r>
           </w:p>
         </w:tc>
@@ -1024,7 +1024,7 @@
                 <w:rFonts w:ascii="Times New Roman" w:hAnsi="Times New Roman"/>
                 <w:sz w:val="20"/>
               </w:rPr>
-              <w:t>2022-2025</w:t>
+              <w:t>1994-2026</w:t>
             </w:r>
           </w:p>
         </w:tc>
@@ -1041,7 +1041,7 @@
                 <w:rFonts w:ascii="Times New Roman" w:hAnsi="Times New Roman"/>
                 <w:sz w:val="20"/>
               </w:rPr>
-              <w:t>21</w:t>
+              <w:t>276</w:t>
             </w:r>
           </w:p>
         </w:tc>
@@ -1058,7 +1058,94 @@
                 <w:rFonts w:ascii="Times New Roman" w:hAnsi="Times New Roman"/>
                 <w:sz w:val="20"/>
               </w:rPr>
-              <w:t>Daily DFF change as target surprise proxy</w:t>
+              <w:t>GSS-style target from HF futures</w:t>
+            </w:r>
+          </w:p>
+        </w:tc>
+      </w:tr>
+      <w:tr>
+        <w:tc>
+          <w:tcPr>
+            <w:tcW w:type="dxa" w:w="1758"/>
+          </w:tcPr>
+          <w:p>
+            <w:pPr>
+              <w:jc w:val="center"/>
+            </w:pPr>
+            <w:r>
+              <w:rPr>
+                <w:rFonts w:ascii="Times New Roman" w:hAnsi="Times New Roman"/>
+                <w:sz w:val="20"/>
+              </w:rPr>
+              <w:t>Path (USMPD)</w:t>
+            </w:r>
+          </w:p>
+        </w:tc>
+        <w:tc>
+          <w:tcPr>
+            <w:tcW w:type="dxa" w:w="1758"/>
+          </w:tcPr>
+          <w:p>
+            <w:pPr>
+              <w:jc w:val="center"/>
+            </w:pPr>
+            <w:r>
+              <w:rPr>
+                <w:rFonts w:ascii="Times New Roman" w:hAnsi="Times New Roman"/>
+                <w:sz w:val="20"/>
+              </w:rPr>
+              <w:t>USMPD/SF Fed</w:t>
+            </w:r>
+          </w:p>
+        </w:tc>
+        <w:tc>
+          <w:tcPr>
+            <w:tcW w:type="dxa" w:w="1758"/>
+          </w:tcPr>
+          <w:p>
+            <w:pPr>
+              <w:jc w:val="center"/>
+            </w:pPr>
+            <w:r>
+              <w:rPr>
+                <w:rFonts w:ascii="Times New Roman" w:hAnsi="Times New Roman"/>
+                <w:sz w:val="20"/>
+              </w:rPr>
+              <w:t>1994-2026</w:t>
+            </w:r>
+          </w:p>
+        </w:tc>
+        <w:tc>
+          <w:tcPr>
+            <w:tcW w:type="dxa" w:w="1758"/>
+          </w:tcPr>
+          <w:p>
+            <w:pPr>
+              <w:jc w:val="center"/>
+            </w:pPr>
+            <w:r>
+              <w:rPr>
+                <w:rFonts w:ascii="Times New Roman" w:hAnsi="Times New Roman"/>
+                <w:sz w:val="20"/>
+              </w:rPr>
+              <w:t>276</w:t>
+            </w:r>
+          </w:p>
+        </w:tc>
+        <w:tc>
+          <w:tcPr>
+            <w:tcW w:type="dxa" w:w="1758"/>
+          </w:tcPr>
+          <w:p>
+            <w:pPr>
+              <w:jc w:val="center"/>
+            </w:pPr>
+            <w:r>
+              <w:rPr>
+                <w:rFonts w:ascii="Times New Roman" w:hAnsi="Times New Roman"/>
+                <w:sz w:val="20"/>
+              </w:rPr>
+              <w:t>GSS-style path from HF futures</w:t>
             </w:r>
           </w:p>
         </w:tc>
@@ -1085,7 +1172,7 @@
           <w:i w:val="0"/>
           <w:sz w:val="24"/>
         </w:rPr>
-        <w:t>We construct a sentiment measure for FOMC statements using an expanded central bank dictionary that combines the Loughran-McDonald (2011) financial sentiment dictionary with a custom central bank dictionary. The LM dictionary contains approximately 30 positive and 30 negative words relevant to financial contexts, while our expanded CB dictionary contains 60 hawkish and 60 dovish terms specifically tailored to monetary policy language.</w:t>
+        <w:t>We construct a sentiment measure for FOMC statements using an expanded central bank dictionary that combines the Loughran-McDonald (2011) financial sentiment dictionary with a custom central bank dictionary. The LM dictionary contains approximately 30 positive and 30 negative words relevant to financial contexts, while our expanded CB dictionary contains 97 hawkish and 106 dovish terms specifically tailored to monetary policy language. The dictionaries are fully disjoint — no term appears in both hawkish and dovish sets — ensuring that each word contributes unambiguously to the sentiment score.</w:t>
       </w:r>
     </w:p>
     <w:p>
@@ -6069,7 +6156,7 @@
                 <w:rFonts w:ascii="Times New Roman" w:hAnsi="Times New Roman"/>
                 <w:sz w:val="20"/>
               </w:rPr>
-              <w:t>Full sample</w:t>
+              <w:t>Full sample (Acosta)</w:t>
             </w:r>
           </w:p>
         </w:tc>
@@ -6414,12 +6501,163 @@
                 <w:sz w:val="20"/>
               </w:rPr>
               <w:t>97</w:t>
+            </w:r>
+          </w:p>
+        </w:tc>
+      </w:tr>
+      <w:tr>
+        <w:tc>
+          <w:tcPr>
+            <w:tcW w:type="dxa" w:w="1255"/>
+          </w:tcPr>
+          <w:p>
+            <w:pPr>
+              <w:jc w:val="center"/>
+            </w:pPr>
+            <w:r>
+              <w:rPr>
+                <w:rFonts w:ascii="Times New Roman" w:hAnsi="Times New Roman"/>
+                <w:sz w:val="20"/>
+              </w:rPr>
+              <w:t>Extended (Acosta+USMPD)</w:t>
+            </w:r>
+          </w:p>
+        </w:tc>
+        <w:tc>
+          <w:tcPr>
+            <w:tcW w:type="dxa" w:w="1255"/>
+          </w:tcPr>
+          <w:p>
+            <w:pPr>
+              <w:jc w:val="center"/>
+            </w:pPr>
+            <w:r>
+              <w:rPr>
+                <w:rFonts w:ascii="Times New Roman" w:hAnsi="Times New Roman"/>
+                <w:sz w:val="20"/>
+              </w:rPr>
+              <w:t>1.65%</w:t>
+            </w:r>
+          </w:p>
+        </w:tc>
+        <w:tc>
+          <w:tcPr>
+            <w:tcW w:type="dxa" w:w="1255"/>
+          </w:tcPr>
+          <w:p>
+            <w:pPr>
+              <w:jc w:val="center"/>
+            </w:pPr>
+            <w:r>
+              <w:rPr>
+                <w:rFonts w:ascii="Times New Roman" w:hAnsi="Times New Roman"/>
+                <w:sz w:val="20"/>
+              </w:rPr>
+              <w:t>0.000133</w:t>
+            </w:r>
+          </w:p>
+        </w:tc>
+        <w:tc>
+          <w:tcPr>
+            <w:tcW w:type="dxa" w:w="1255"/>
+          </w:tcPr>
+          <w:p>
+            <w:pPr>
+              <w:jc w:val="center"/>
+            </w:pPr>
+            <w:r>
+              <w:rPr>
+                <w:rFonts w:ascii="Times New Roman" w:hAnsi="Times New Roman"/>
+                <w:sz w:val="20"/>
+              </w:rPr>
+              <w:t>0.419</w:t>
+            </w:r>
+          </w:p>
+        </w:tc>
+        <w:tc>
+          <w:tcPr>
+            <w:tcW w:type="dxa" w:w="1255"/>
+          </w:tcPr>
+          <w:p>
+            <w:pPr>
+              <w:jc w:val="center"/>
+            </w:pPr>
+            <w:r>
+              <w:rPr>
+                <w:rFonts w:ascii="Times New Roman" w:hAnsi="Times New Roman"/>
+                <w:sz w:val="20"/>
+              </w:rPr>
+              <w:t>0.000337</w:t>
+            </w:r>
+          </w:p>
+        </w:tc>
+        <w:tc>
+          <w:tcPr>
+            <w:tcW w:type="dxa" w:w="1255"/>
+          </w:tcPr>
+          <w:p>
+            <w:pPr>
+              <w:jc w:val="center"/>
+            </w:pPr>
+            <w:r>
+              <w:rPr>
+                <w:rFonts w:ascii="Times New Roman" w:hAnsi="Times New Roman"/>
+                <w:sz w:val="20"/>
+              </w:rPr>
+              <w:t>0.058</w:t>
+            </w:r>
+          </w:p>
+        </w:tc>
+        <w:tc>
+          <w:tcPr>
+            <w:tcW w:type="dxa" w:w="1255"/>
+          </w:tcPr>
+          <w:p>
+            <w:pPr>
+              <w:jc w:val="center"/>
+            </w:pPr>
+            <w:r>
+              <w:rPr>
+                <w:rFonts w:ascii="Times New Roman" w:hAnsi="Times New Roman"/>
+                <w:sz w:val="20"/>
+              </w:rPr>
+              <w:t>163</w:t>
             </w:r>
           </w:p>
         </w:tc>
       </w:tr>
     </w:tbl>
     <w:p/>
+    <w:p>
+      <w:pPr>
+        <w:spacing w:after="120"/>
+        <w:ind w:firstLine="425"/>
+      </w:pPr>
+      <w:r>
+        <w:rPr>
+          <w:rFonts w:ascii="Times New Roman" w:hAnsi="Times New Roman"/>
+          <w:b w:val="0"/>
+          <w:i w:val="0"/>
+          <w:sz w:val="24"/>
+        </w:rPr>
+        <w:t>The extended sample row uses GSS-style target and path factors computed from the Federal Reserve Bank of San Francisco's U.S. Monetary Policy Event-Study Database (USMPD) for the 2022-2026 period, appended to the Acosta (2024) shocks for 1995-2022. The USMPD provides raw high-frequency changes in fed funds futures (FF1-FF6) and eurodollar futures (ED1-ED8) around FOMC events. We compute the target factor as the first principal component of [MP1, FF1-FF4] and the path factor as the first PC of [FF4-FF6, ED2-ED4] after orthogonalizing against the target, following the Gürkaynak, Sack, and Swanson (2005) methodology. Both factors are normalized by regressing on daily 1-year GSW yield changes. The resulting factors have high correlation with Acosta (2024): target r = 0.958, path r = 0.970.</w:t>
+      </w:r>
+    </w:p>
+    <w:p>
+      <w:pPr>
+        <w:spacing w:after="120"/>
+        <w:ind w:firstLine="425"/>
+      </w:pPr>
+      <w:r>
+        <w:rPr>
+          <w:rFonts w:ascii="Times New Roman" w:hAnsi="Times New Roman"/>
+          <w:b w:val="0"/>
+          <w:i w:val="0"/>
+          <w:sz w:val="24"/>
+        </w:rPr>
+        <w:t>The path shock remains significant at the 10% level (p = 0.058) even with the extended sample, providing further support for the information channel hypothesis. However, the target shock loses significance (p = 0.419) and the R² declines from 4.06% to 1.65%. This reflects the different dynamics of the 2022-2026 hiking cycle, where the Federal Reserve raised rates at an unprecedented pace (from near-zero to over 5%) and forward guidance language was dominated by the magnitude of rate changes rather than subtle information about the future path. The no-COVID robustness check (path p = 0.034) confirms that the information channel is not driven by pandemic-era outliers.</w:t>
+      </w:r>
+    </w:p>
     <w:p>
       <w:pPr>
         <w:spacing w:after="120"/>

--- a/docs/Beyond_the_Rate_JMP_v6.docx
+++ b/docs/Beyond_the_Rate_JMP_v6.docx
@@ -242,7 +242,7 @@
           <w:i w:val="0"/>
           <w:sz w:val="24"/>
         </w:rPr>
-        <w:t>Our empirical strategy proceeds in four steps. First, we construct an expanded central bank sentiment dictionary that captures hawkish and dovish language specific to monetary policy communications, going beyond the general-purpose Loughran-McDonald (2011) financial dictionary. Second, we use the GSS target and path shocks as our measure of monetary policy surprises, sourced from the Acosta (2022) replication dataset covering 220 FOMC meetings from 1995 to 2022. Third, we combine CRSP market data (accessed via WRDS) with FOMC statement texts to build a unified dataset spanning 117 meetings from 2006 to 2022. Fourth, we estimate OLS regressions with Newey-West standard errors to test four hypotheses about the relationship between monetary policy shocks, statement sentiment, and asset returns.</w:t>
+        <w:t>Our empirical strategy proceeds in four steps. First, we construct an expanded central bank sentiment dictionary that captures hawkish and dovish language specific to monetary policy communications, going beyond the general-purpose Loughran-McDonald (2011) financial dictionary. Second, we use the GSS target and path shocks as our measure of monetary policy surprises, sourced from the Acosta (2024) replication dataset covering 220 FOMC meetings from 1995 to 2022. Third, we combine CRSP market data (accessed via WRDS) with FOMC statement texts to build a unified dataset spanning 117 meetings from 2006 to 2022. Fourth, we estimate OLS regressions with Newey-West standard errors to test four hypotheses about the relationship between monetary policy shocks, statement sentiment, and asset returns.</w:t>
       </w:r>
     </w:p>
     <w:p>
@@ -485,7 +485,7 @@
           <w:i w:val="0"/>
           <w:sz w:val="24"/>
         </w:rPr>
-        <w:t>We use the monetary policy shock series from Acosta (2022), who replicates and extends the GSS target and path factors and the Nakamura-Steinsson (NS) policy news shock using tick-frequency data from the Chicago Mercantile Exchange. The dataset covers 220 FOMC meetings from February 1995 to July 2022. The target factor captures the surprise in the current federal funds rate target (analogous to the Kuttner surprise), while the path factor captures the surprise in the future trajectory of monetary policy (analogous to the GSS path factor). Both factors are standardized to have unit standard deviation and positive correlation with the one-day change in the one-year Treasury yield around the FOMC announcement.</w:t>
+        <w:t>We use the monetary policy shock series from Acosta (2024), who replicates and extends the GSS target and path factors and the Nakamura-Steinsson (NS) policy news shock using tick-frequency data from the Chicago Mercantile Exchange. The dataset covers 220 FOMC meetings from February 1995 to July 2022. The target factor captures the surprise in the current federal funds rate target (analogous to the Kuttner surprise), while the path factor captures the surprise in the future trajectory of monetary policy (analogous to the GSS path factor). Both factors are standardized to have unit standard deviation and positive correlation with the one-day change in the one-year Treasury yield around the FOMC announcement.</w:t>
       </w:r>
     </w:p>
     <w:p>
@@ -1262,7 +1262,7 @@
           <w:i w:val="0"/>
           <w:sz w:val="24"/>
         </w:rPr>
-        <w:t>Our expanded dictionary represents a significant improvement over the original CB dictionary used in our preliminary analysis (which contained only 18 hawkish and 18 dovish terms). The expansion from 36 to 120 terms increases the hit rate for FOMC-specific language and improves the signal-to-noise ratio of the sentiment measure. As we show in Section 6.3, the expanded dictionary produces substantially better results in the sentiment-shock regressions.</w:t>
+        <w:t>Our expanded dictionary represents a significant improvement over the original CB dictionary used in our preliminary analysis (which contained only 18 hawkish and 18 dovish terms). The expansion from 36 to 203 terms (97 hawkish, 106 dovish, fully disjoint) increases the hit rate for FOMC-specific language and improves the signal-to-noise ratio of the sentiment measure. As we show in Section 6.3, the expanded dictionary produces substantially better results in the sentiment-shock regressions.</w:t>
       </w:r>
     </w:p>
     <w:p>
@@ -1972,7 +1972,7 @@
           <w:i w:val="0"/>
           <w:sz w:val="24"/>
         </w:rPr>
-        <w:t>Our sample covers 140 FOMC meetings from January 2006 to March 2025, with 164 FOMC statements available for text analysis. Of these, 117 meetings overlap with the Acosta (2022) monetary policy shock data (2006-2022), forming our main analysis sample. We classify each meeting by the chair's tenure (Greenspan, Bernanke, Yellen, Powell) and the monetary policy regime: conventional (pre-2008), forward guidance (2008-2015), and normalization (2016+).</w:t>
+        <w:t>Our sample covers 140 FOMC meetings from January 2006 to March 2025, with 164 FOMC statements available for text analysis. Of these, 117 meetings overlap with the Acosta (2024) monetary policy shock data (2006-2022), forming our main analysis sample. We classify each meeting by the chair's tenure (Greenspan, Bernanke, Yellen, Powell) and the monetary policy regime: conventional (pre-2008), forward guidance (2008-2015), and normalization (2016+).</w:t>
       </w:r>
     </w:p>
     <w:p>
@@ -9225,7 +9225,7 @@
           <w:i w:val="0"/>
           <w:sz w:val="24"/>
         </w:rPr>
-        <w:t>We address this concern in two ways. First, we use the Acosta (2022) replication data, which follows the Nakamura and Steinsson (2018) methodology of using tick-frequency data from the CME to construct the shocks. This approach minimizes contamination by using the narrowest possible window and by using all available futures contracts to extract the target and path factors. Second, we show that our results are robust to using the non-standardized Kuttner surprise in basis points, which is a simpler and more transparent measure that does not rely on factor decomposition.</w:t>
+        <w:t>We address this concern in two ways. First, we use the Acosta (2024) replication data, which follows the Nakamura and Steinsson (2018) methodology of using tick-frequency data from the CME to construct the shocks. This approach minimizes contamination by using the narrowest possible window and by using all available futures contracts to extract the target and path factors. Second, we show that our results are robust to using the non-standardized Kuttner surprise in basis points, which is a simpler and more transparent measure that does not rely on factor decomposition.</w:t>
       </w:r>
     </w:p>
     <w:p>
@@ -9263,7 +9263,7 @@
         <w:pStyle w:val="Heading2"/>
       </w:pPr>
       <w:r>
-        <w:t>6.15 Extended Sample with DFF Proxy</w:t>
+        <w:t>6.15 Extended Sample with USMPD</w:t>
       </w:r>
     </w:p>
     <w:p>
@@ -9278,7 +9278,7 @@
           <w:i w:val="0"/>
           <w:sz w:val="24"/>
         </w:rPr>
-        <w:t>To extend our sample beyond the Acosta (2022) coverage (which ends in July 2022), we construct a proxy for the target surprise using the daily change in the Federal Funds Effective Rate (DFF) from FRED. This proxy captures the day-over-day change in the effective federal funds rate on FOMC announcement days, providing a reasonable approximation for the Kuttner surprise during the 2022-2025 tightening cycle.</w:t>
+        <w:t>To extend our sample beyond the Acosta (2024) coverage (which ends in July 2022), we use the Federal Reserve Bank of San Francisco's U.S. Monetary Policy Event-Study Database (USMPD). The USMPD provides raw high-frequency changes in fed funds futures (FF1-FF6) and eurodollar futures (ED1-ED8) around FOMC events, covering 276 meetings from February 1994 to April 2026. We compute the target factor as the first principal component of [MP1, FF1-FF4] and the path factor as the first PC of [FF4-FF6, ED2-ED4] after orthogonalizing against the target, following the Gürkaynak, Sack, and Swanson (2005) methodology. Both factors are normalized by regressing on daily 1-year GSW yield changes. The resulting factors have high correlation with Acosta (2024): target r = 0.958, path r = 0.970.</w:t>
       </w:r>
     </w:p>
     <w:p>
@@ -9293,7 +9293,7 @@
           <w:i w:val="0"/>
           <w:sz w:val="24"/>
         </w:rPr>
-        <w:t>The DFF proxy covers 21 FOMC meetings from August 2022 to March 2025, with surprise values ranging from -1.0 to 76.0 basis points. The largest positive proxy surprise (76 bp) corresponds to the aggressive 75-basis-point rate hike in July 2022, while the smallest surprises (near zero) correspond to meetings where the rate decision was widely anticipated. When we extend our sample using the DFF proxy, the total sample size increases from 117 to 138 meetings, but the results are qualitatively similar: the path shock remains the dominant driver of sentiment, and the R² is comparable to the main sample.</w:t>
+        <w:t>The USMPD extension covers 33 additional FOMC meetings from September 2022 to April 2026, spanning the aggressive tightening cycle that raised the federal funds rate from near-zero to over 5 percent. When we combine the Acosta shocks for 2006-2022 with the USMPD factors for 2022-2026 (scaled to match Acosta's variance), the total sample size increases from 117 to 163 meetings. The path shock remains significant at the 10% level (p = 0.058), providing further support for the information channel hypothesis. However, the target shock loses significance (p = 0.419) and the R² declines from 4.06% to 1.65%, reflecting the different dynamics of the 2022-2026 period where rapid rate changes dominated sentiment.</w:t>
       </w:r>
     </w:p>
     <w:p>
@@ -9308,7 +9308,7 @@
           <w:i w:val="0"/>
           <w:sz w:val="24"/>
         </w:rPr>
-        <w:t>We emphasize that the DFF proxy is a second-best measure and should be interpreted with caution. Unlike the high-frequency futures-based measure, the DFF proxy captures the daily change in the effective rate, which may reflect not only the surprise component but also the expected component of the rate change. Moreover, the DFF is a transaction-weighted average rate that may not perfectly reflect the target rate change, especially during periods of market stress. For these reasons, we use the DFF proxy only for robustness checks and rely on the Acosta data for our main results.</w:t>
+        <w:t>We emphasize that the USMPD-based extension uses a replicated GSS decomposition rather than the original Acosta factors. While the correlation is high (0.958 for target, 0.970 for path), small differences in the PCA rotation and normalization may affect the results. For this reason, we use the USMPD extension only for robustness checks and rely on the Acosta data for our main results.</w:t>
       </w:r>
     </w:p>
     <w:p>
@@ -9787,7 +9787,7 @@
           <w:i w:val="0"/>
           <w:sz w:val="20"/>
         </w:rPr>
-        <w:t>Our expanded central bank dictionary contains 60 hawkish terms, 60 dovish terms, and 50 bigram phrases. The full list of terms is available in the replication package. Key hawkish terms include: tighten, restrictive, inflationary, overheating, elevated, vigilance, normalize, taper, hike, front-load, overshoot, upside risks, unacceptably high, persistently elevated, second-round effects, wage-pressure, capacity-constraint, inflation-expectations, unanchored, and quantitative-tightening. Key dovish terms include: accommodate, ease, stimulate, support, patient, gradual, data-dependent, transitory, cushion, buffer, safeguard, dovish, flexible, optionality, confidence, benign, favorable, transitory, temporary, and soft-landing. Bigram phrases include 'rate hike,' 'inflation expectations,' 'restrictive stance' (hawkish) and 'rate cut,' 'accommodative stance,' 'forward guidance' (dovish).</w:t>
+        <w:t>Our expanded central bank dictionary contains 97 hawkish terms, 106 dovish terms, and 50 bigram phrases. The dictionaries are fully disjoint — no term appears in both hawkish and dovish sets. The full list of terms is available in the replication package. Key hawkish terms include: tighten, restrictive, inflationary, overheating, elevated, vigilance, normalize, taper, hike, front-load, overshoot, upside risks, unacceptably high, persistently elevated, second-round effects, wage-pressure, capacity-constraint, inflation-expectations, unanchored, and quantitative-tightening. Key dovish terms include: accommodate, ease, stimulate, support, patient, gradual, data-dependent, transitory, cushion, buffer, safeguard, dovish, flexible, optionality, confidence, benign, favorable, temporary, and soft-landing. Bigram phrases include 'rate hike,' 'inflation expectations,' 'restrictive stance' (hawkish) and 'rate cut,' 'accommodative stance,' 'forward guidance' (dovish).</w:t>
       </w:r>
     </w:p>
     <w:p>
@@ -9954,7 +9954,7 @@
                 <w:rFonts w:ascii="Times New Roman" w:hAnsi="Times New Roman"/>
                 <w:sz w:val="20"/>
               </w:rPr>
-              <w:t>Acosta (2022)/GSS+NS</w:t>
+              <w:t>Acosta (2024)/GSS+NS</w:t>
             </w:r>
           </w:p>
         </w:tc>
@@ -10024,7 +10024,7 @@
                 <w:rFonts w:ascii="Times New Roman" w:hAnsi="Times New Roman"/>
                 <w:sz w:val="20"/>
               </w:rPr>
-              <w:t>DFF shock proxy</w:t>
+              <w:t>USMPD raw HF data</w:t>
             </w:r>
           </w:p>
         </w:tc>
@@ -10041,7 +10041,7 @@
                 <w:rFonts w:ascii="Times New Roman" w:hAnsi="Times New Roman"/>
                 <w:sz w:val="20"/>
               </w:rPr>
-              <w:t>FRED</w:t>
+              <w:t>SF Fed (USMPD)</w:t>
             </w:r>
           </w:p>
         </w:tc>
@@ -10058,7 +10058,7 @@
                 <w:rFonts w:ascii="Times New Roman" w:hAnsi="Times New Roman"/>
                 <w:sz w:val="20"/>
               </w:rPr>
-              <w:t>2022-2025</w:t>
+              <w:t>1994-2026</w:t>
             </w:r>
           </w:p>
         </w:tc>
@@ -10075,7 +10075,7 @@
                 <w:rFonts w:ascii="Times New Roman" w:hAnsi="Times New Roman"/>
                 <w:sz w:val="20"/>
               </w:rPr>
-              <w:t>Daily</w:t>
+              <w:t>Per FOMC</w:t>
             </w:r>
           </w:p>
         </w:tc>
@@ -10092,7 +10092,7 @@
                 <w:rFonts w:ascii="Times New Roman" w:hAnsi="Times New Roman"/>
                 <w:sz w:val="20"/>
               </w:rPr>
-              <w:t>Public API</w:t>
+              <w:t>Public</w:t>
             </w:r>
           </w:p>
         </w:tc>
@@ -10111,7 +10111,7 @@
                 <w:rFonts w:ascii="Times New Roman" w:hAnsi="Times New Roman"/>
                 <w:sz w:val="20"/>
               </w:rPr>
-              <w:t>CRSP market index</w:t>
+              <w:t>USMPD target/path factors</w:t>
             </w:r>
           </w:p>
         </w:tc>
@@ -10128,7 +10128,7 @@
                 <w:rFonts w:ascii="Times New Roman" w:hAnsi="Times New Roman"/>
                 <w:sz w:val="20"/>
               </w:rPr>
-              <w:t>WRDS</w:t>
+              <w:t>USMPD + GSS replication</w:t>
             </w:r>
           </w:p>
         </w:tc>
@@ -10145,7 +10145,7 @@
                 <w:rFonts w:ascii="Times New Roman" w:hAnsi="Times New Roman"/>
                 <w:sz w:val="20"/>
               </w:rPr>
-              <w:t>1990-2024</w:t>
+              <w:t>1994-2026</w:t>
             </w:r>
           </w:p>
         </w:tc>
@@ -10162,7 +10162,7 @@
                 <w:rFonts w:ascii="Times New Roman" w:hAnsi="Times New Roman"/>
                 <w:sz w:val="20"/>
               </w:rPr>
-              <w:t>Daily</w:t>
+              <w:t>Per FOMC</w:t>
             </w:r>
           </w:p>
         </w:tc>
@@ -10179,7 +10179,7 @@
                 <w:rFonts w:ascii="Times New Roman" w:hAnsi="Times New Roman"/>
                 <w:sz w:val="20"/>
               </w:rPr>
-              <w:t>Institutional</w:t>
+              <w:t>Replicated</w:t>
             </w:r>
           </w:p>
         </w:tc>
@@ -10198,7 +10198,7 @@
                 <w:rFonts w:ascii="Times New Roman" w:hAnsi="Times New Roman"/>
                 <w:sz w:val="20"/>
               </w:rPr>
-              <w:t>CRSP financial stocks</w:t>
+              <w:t>CRSP market index</w:t>
             </w:r>
           </w:p>
         </w:tc>
@@ -10232,7 +10232,7 @@
                 <w:rFonts w:ascii="Times New Roman" w:hAnsi="Times New Roman"/>
                 <w:sz w:val="20"/>
               </w:rPr>
-              <w:t>2020-2024</w:t>
+              <w:t>1990-2024</w:t>
             </w:r>
           </w:p>
         </w:tc>
@@ -10285,7 +10285,7 @@
                 <w:rFonts w:ascii="Times New Roman" w:hAnsi="Times New Roman"/>
                 <w:sz w:val="20"/>
               </w:rPr>
-              <w:t>Compustat fundq</w:t>
+              <w:t>CRSP financial stocks</w:t>
             </w:r>
           </w:p>
         </w:tc>
@@ -10319,7 +10319,7 @@
                 <w:rFonts w:ascii="Times New Roman" w:hAnsi="Times New Roman"/>
                 <w:sz w:val="20"/>
               </w:rPr>
-              <w:t>2010-2025</w:t>
+              <w:t>2020-2024</w:t>
             </w:r>
           </w:p>
         </w:tc>
@@ -10336,7 +10336,7 @@
                 <w:rFonts w:ascii="Times New Roman" w:hAnsi="Times New Roman"/>
                 <w:sz w:val="20"/>
               </w:rPr>
-              <w:t>Quarterly</w:t>
+              <w:t>Daily</w:t>
             </w:r>
           </w:p>
         </w:tc>
@@ -10372,7 +10372,7 @@
                 <w:rFonts w:ascii="Times New Roman" w:hAnsi="Times New Roman"/>
                 <w:sz w:val="20"/>
               </w:rPr>
-              <w:t>Compustat funda</w:t>
+              <w:t>Compustat fundq</w:t>
             </w:r>
           </w:p>
         </w:tc>
@@ -10423,7 +10423,7 @@
                 <w:rFonts w:ascii="Times New Roman" w:hAnsi="Times New Roman"/>
                 <w:sz w:val="20"/>
               </w:rPr>
-              <w:t>Annual</w:t>
+              <w:t>Quarterly</w:t>
             </w:r>
           </w:p>
         </w:tc>
@@ -10459,7 +10459,7 @@
                 <w:rFonts w:ascii="Times New Roman" w:hAnsi="Times New Roman"/>
                 <w:sz w:val="20"/>
               </w:rPr>
-              <w:t>FOMC statements</w:t>
+              <w:t>Compustat funda</w:t>
             </w:r>
           </w:p>
         </w:tc>
@@ -10476,7 +10476,7 @@
                 <w:rFonts w:ascii="Times New Roman" w:hAnsi="Times New Roman"/>
                 <w:sz w:val="20"/>
               </w:rPr>
-              <w:t>Fed website</w:t>
+              <w:t>WRDS</w:t>
             </w:r>
           </w:p>
         </w:tc>
@@ -10493,7 +10493,7 @@
                 <w:rFonts w:ascii="Times New Roman" w:hAnsi="Times New Roman"/>
                 <w:sz w:val="20"/>
               </w:rPr>
-              <w:t>2006-2025</w:t>
+              <w:t>2010-2025</w:t>
             </w:r>
           </w:p>
         </w:tc>
@@ -10510,7 +10510,7 @@
                 <w:rFonts w:ascii="Times New Roman" w:hAnsi="Times New Roman"/>
                 <w:sz w:val="20"/>
               </w:rPr>
-              <w:t>Per meeting</w:t>
+              <w:t>Annual</w:t>
             </w:r>
           </w:p>
         </w:tc>
@@ -10527,7 +10527,7 @@
                 <w:rFonts w:ascii="Times New Roman" w:hAnsi="Times New Roman"/>
                 <w:sz w:val="20"/>
               </w:rPr>
-              <w:t>Public</w:t>
+              <w:t>Institutional</w:t>
             </w:r>
           </w:p>
         </w:tc>
@@ -10546,6 +10546,93 @@
                 <w:rFonts w:ascii="Times New Roman" w:hAnsi="Times New Roman"/>
                 <w:sz w:val="20"/>
               </w:rPr>
+              <w:t>FOMC statements</w:t>
+            </w:r>
+          </w:p>
+        </w:tc>
+        <w:tc>
+          <w:tcPr>
+            <w:tcW w:type="dxa" w:w="1758"/>
+          </w:tcPr>
+          <w:p>
+            <w:pPr>
+              <w:jc w:val="center"/>
+            </w:pPr>
+            <w:r>
+              <w:rPr>
+                <w:rFonts w:ascii="Times New Roman" w:hAnsi="Times New Roman"/>
+                <w:sz w:val="20"/>
+              </w:rPr>
+              <w:t>Fed website</w:t>
+            </w:r>
+          </w:p>
+        </w:tc>
+        <w:tc>
+          <w:tcPr>
+            <w:tcW w:type="dxa" w:w="1758"/>
+          </w:tcPr>
+          <w:p>
+            <w:pPr>
+              <w:jc w:val="center"/>
+            </w:pPr>
+            <w:r>
+              <w:rPr>
+                <w:rFonts w:ascii="Times New Roman" w:hAnsi="Times New Roman"/>
+                <w:sz w:val="20"/>
+              </w:rPr>
+              <w:t>2006-2025</w:t>
+            </w:r>
+          </w:p>
+        </w:tc>
+        <w:tc>
+          <w:tcPr>
+            <w:tcW w:type="dxa" w:w="1758"/>
+          </w:tcPr>
+          <w:p>
+            <w:pPr>
+              <w:jc w:val="center"/>
+            </w:pPr>
+            <w:r>
+              <w:rPr>
+                <w:rFonts w:ascii="Times New Roman" w:hAnsi="Times New Roman"/>
+                <w:sz w:val="20"/>
+              </w:rPr>
+              <w:t>Per meeting</w:t>
+            </w:r>
+          </w:p>
+        </w:tc>
+        <w:tc>
+          <w:tcPr>
+            <w:tcW w:type="dxa" w:w="1758"/>
+          </w:tcPr>
+          <w:p>
+            <w:pPr>
+              <w:jc w:val="center"/>
+            </w:pPr>
+            <w:r>
+              <w:rPr>
+                <w:rFonts w:ascii="Times New Roman" w:hAnsi="Times New Roman"/>
+                <w:sz w:val="20"/>
+              </w:rPr>
+              <w:t>Public</w:t>
+            </w:r>
+          </w:p>
+        </w:tc>
+      </w:tr>
+      <w:tr>
+        <w:tc>
+          <w:tcPr>
+            <w:tcW w:type="dxa" w:w="1758"/>
+          </w:tcPr>
+          <w:p>
+            <w:pPr>
+              <w:jc w:val="center"/>
+            </w:pPr>
+            <w:r>
+              <w:rPr>
+                <w:rFonts w:ascii="Times New Roman" w:hAnsi="Times New Roman"/>
+                <w:sz w:val="20"/>
+              </w:rPr>
               <w:t>FRED macro series</w:t>
             </w:r>
           </w:p>
@@ -10615,12 +10702,537 @@
                 <w:sz w:val="20"/>
               </w:rPr>
               <w:t>Public API</w:t>
+            </w:r>
+          </w:p>
+        </w:tc>
+      </w:tr>
+      <w:tr>
+        <w:tc>
+          <w:tcPr>
+            <w:tcW w:type="dxa" w:w="1758"/>
+          </w:tcPr>
+          <w:p>
+            <w:pPr>
+              <w:jc w:val="center"/>
+            </w:pPr>
+            <w:r>
+              <w:rPr>
+                <w:rFonts w:ascii="Times New Roman" w:hAnsi="Times New Roman"/>
+                <w:sz w:val="20"/>
+              </w:rPr>
+              <w:t>1Y GSW yield</w:t>
+            </w:r>
+          </w:p>
+        </w:tc>
+        <w:tc>
+          <w:tcPr>
+            <w:tcW w:type="dxa" w:w="1758"/>
+          </w:tcPr>
+          <w:p>
+            <w:pPr>
+              <w:jc w:val="center"/>
+            </w:pPr>
+            <w:r>
+              <w:rPr>
+                <w:rFonts w:ascii="Times New Roman" w:hAnsi="Times New Roman"/>
+                <w:sz w:val="20"/>
+              </w:rPr>
+              <w:t>Fed Board</w:t>
+            </w:r>
+          </w:p>
+        </w:tc>
+        <w:tc>
+          <w:tcPr>
+            <w:tcW w:type="dxa" w:w="1758"/>
+          </w:tcPr>
+          <w:p>
+            <w:pPr>
+              <w:jc w:val="center"/>
+            </w:pPr>
+            <w:r>
+              <w:rPr>
+                <w:rFonts w:ascii="Times New Roman" w:hAnsi="Times New Roman"/>
+                <w:sz w:val="20"/>
+              </w:rPr>
+              <w:t>1994-2026</w:t>
+            </w:r>
+          </w:p>
+        </w:tc>
+        <w:tc>
+          <w:tcPr>
+            <w:tcW w:type="dxa" w:w="1758"/>
+          </w:tcPr>
+          <w:p>
+            <w:pPr>
+              <w:jc w:val="center"/>
+            </w:pPr>
+            <w:r>
+              <w:rPr>
+                <w:rFonts w:ascii="Times New Roman" w:hAnsi="Times New Roman"/>
+                <w:sz w:val="20"/>
+              </w:rPr>
+              <w:t>Daily</w:t>
+            </w:r>
+          </w:p>
+        </w:tc>
+        <w:tc>
+          <w:tcPr>
+            <w:tcW w:type="dxa" w:w="1758"/>
+          </w:tcPr>
+          <w:p>
+            <w:pPr>
+              <w:jc w:val="center"/>
+            </w:pPr>
+            <w:r>
+              <w:rPr>
+                <w:rFonts w:ascii="Times New Roman" w:hAnsi="Times New Roman"/>
+                <w:sz w:val="20"/>
+              </w:rPr>
+              <w:t>Public</w:t>
             </w:r>
           </w:p>
         </w:tc>
       </w:tr>
     </w:tbl>
     <w:p/>
+    <w:p>
+      <w:pPr>
+        <w:pStyle w:val="Heading2"/>
+      </w:pPr>
+      <w:r>
+        <w:t>Appendix C: USMPD Factor Replication</w:t>
+      </w:r>
+    </w:p>
+    <w:p>
+      <w:pPr>
+        <w:spacing w:after="120"/>
+      </w:pPr>
+      <w:r>
+        <w:rPr>
+          <w:rFonts w:ascii="Times New Roman" w:hAnsi="Times New Roman"/>
+          <w:b w:val="0"/>
+          <w:i w:val="0"/>
+          <w:sz w:val="20"/>
+        </w:rPr>
+        <w:t>We replicate the Gürkaynak, Sack, and Swanson (2005) target and path factor decomposition using the U.S. Monetary Policy Event-Study Database (USMPD) published by the Federal Reserve Bank of San Francisco. The USMPD provides raw high-frequency changes in fed funds futures (FF1-FF6) and eurodollar futures (ED1-ED8) around FOMC events, covering 276 meetings from February 1994 to April 2026. The official USMPD release includes an R script (mps.R) that computes the Acosta et al. (2025) single-factor monetary policy surprise (STMT) from MP1, MP2, ED2-ED4. We replicate this exactly in Python and confirm perfect agreement (r = 1.000).</w:t>
+      </w:r>
+    </w:p>
+    <w:p>
+      <w:pPr>
+        <w:spacing w:after="120"/>
+      </w:pPr>
+      <w:r>
+        <w:rPr>
+          <w:rFonts w:ascii="Times New Roman" w:hAnsi="Times New Roman"/>
+          <w:b w:val="0"/>
+          <w:i w:val="0"/>
+          <w:sz w:val="20"/>
+        </w:rPr>
+        <w:t>For the two-factor decomposition, we implement a two-step orthogonalized PCA procedure: (1) the target factor is the first principal component of [MP1, FF1, FF2, FF3, FF4], capturing the surprise in the current federal funds rate; (2) the path factor is the first PC of [FF4, FF5, FF6, ED2, ED3, ED4] after orthogonalizing each instrument against the target factor, capturing the surprise in the future rate path. Both factors are normalized by regressing on the daily change in the 1-year GSW yield (SVENY01), so that each factor has a one-for-one impact on the 1-year yield.</w:t>
+      </w:r>
+    </w:p>
+    <w:p>
+      <w:pPr>
+        <w:spacing w:after="60"/>
+      </w:pPr>
+      <w:r>
+        <w:rPr>
+          <w:rFonts w:ascii="Times New Roman" w:hAnsi="Times New Roman"/>
+          <w:b/>
+          <w:i/>
+          <w:sz w:val="20"/>
+        </w:rPr>
+        <w:t>Table A2: USMPD Factor Replication Quality</w:t>
+      </w:r>
+    </w:p>
+    <w:tbl>
+      <w:tblPr>
+        <w:tblStyle w:val="TableGrid"/>
+        <w:tblW w:type="auto" w:w="0"/>
+        <w:jc w:val="center"/>
+        <w:tblLook w:firstColumn="1" w:firstRow="1" w:lastColumn="0" w:lastRow="0" w:noHBand="0" w:noVBand="1" w:val="04A0"/>
+      </w:tblPr>
+      <w:tblGrid>
+        <w:gridCol w:w="1758"/>
+        <w:gridCol w:w="1758"/>
+        <w:gridCol w:w="1758"/>
+        <w:gridCol w:w="1758"/>
+        <w:gridCol w:w="1758"/>
+      </w:tblGrid>
+      <w:tr>
+        <w:tc>
+          <w:tcPr>
+            <w:tcW w:type="dxa" w:w="1758"/>
+            <w:shd w:fill="F5F7FA"/>
+          </w:tcPr>
+          <w:p>
+            <w:pPr>
+              <w:jc w:val="center"/>
+            </w:pPr>
+            <w:r>
+              <w:rPr>
+                <w:rFonts w:ascii="Times New Roman" w:hAnsi="Times New Roman"/>
+                <w:b/>
+                <w:sz w:val="20"/>
+              </w:rPr>
+              <w:t>Factor</w:t>
+            </w:r>
+          </w:p>
+        </w:tc>
+        <w:tc>
+          <w:tcPr>
+            <w:tcW w:type="dxa" w:w="1758"/>
+            <w:shd w:fill="F5F7FA"/>
+          </w:tcPr>
+          <w:p>
+            <w:pPr>
+              <w:jc w:val="center"/>
+            </w:pPr>
+            <w:r>
+              <w:rPr>
+                <w:rFonts w:ascii="Times New Roman" w:hAnsi="Times New Roman"/>
+                <w:b/>
+                <w:sz w:val="20"/>
+              </w:rPr>
+              <w:t>Instruments</w:t>
+            </w:r>
+          </w:p>
+        </w:tc>
+        <w:tc>
+          <w:tcPr>
+            <w:tcW w:type="dxa" w:w="1758"/>
+            <w:shd w:fill="F5F7FA"/>
+          </w:tcPr>
+          <w:p>
+            <w:pPr>
+              <w:jc w:val="center"/>
+            </w:pPr>
+            <w:r>
+              <w:rPr>
+                <w:rFonts w:ascii="Times New Roman" w:hAnsi="Times New Roman"/>
+                <w:b/>
+                <w:sz w:val="20"/>
+              </w:rPr>
+              <w:t>PC1 Variance</w:t>
+            </w:r>
+          </w:p>
+        </w:tc>
+        <w:tc>
+          <w:tcPr>
+            <w:tcW w:type="dxa" w:w="1758"/>
+            <w:shd w:fill="F5F7FA"/>
+          </w:tcPr>
+          <w:p>
+            <w:pPr>
+              <w:jc w:val="center"/>
+            </w:pPr>
+            <w:r>
+              <w:rPr>
+                <w:rFonts w:ascii="Times New Roman" w:hAnsi="Times New Roman"/>
+                <w:b/>
+                <w:sz w:val="20"/>
+              </w:rPr>
+              <w:t>Corr w/ Acosta Target</w:t>
+            </w:r>
+          </w:p>
+        </w:tc>
+        <w:tc>
+          <w:tcPr>
+            <w:tcW w:type="dxa" w:w="1758"/>
+            <w:shd w:fill="F5F7FA"/>
+          </w:tcPr>
+          <w:p>
+            <w:pPr>
+              <w:jc w:val="center"/>
+            </w:pPr>
+            <w:r>
+              <w:rPr>
+                <w:rFonts w:ascii="Times New Roman" w:hAnsi="Times New Roman"/>
+                <w:b/>
+                <w:sz w:val="20"/>
+              </w:rPr>
+              <w:t>Corr w/ Acosta Path</w:t>
+            </w:r>
+          </w:p>
+        </w:tc>
+      </w:tr>
+      <w:tr>
+        <w:tc>
+          <w:tcPr>
+            <w:tcW w:type="dxa" w:w="1758"/>
+          </w:tcPr>
+          <w:p>
+            <w:pPr>
+              <w:jc w:val="center"/>
+            </w:pPr>
+            <w:r>
+              <w:rPr>
+                <w:rFonts w:ascii="Times New Roman" w:hAnsi="Times New Roman"/>
+                <w:sz w:val="20"/>
+              </w:rPr>
+              <w:t>Target</w:t>
+            </w:r>
+          </w:p>
+        </w:tc>
+        <w:tc>
+          <w:tcPr>
+            <w:tcW w:type="dxa" w:w="1758"/>
+          </w:tcPr>
+          <w:p>
+            <w:pPr>
+              <w:jc w:val="center"/>
+            </w:pPr>
+            <w:r>
+              <w:rPr>
+                <w:rFonts w:ascii="Times New Roman" w:hAnsi="Times New Roman"/>
+                <w:sz w:val="20"/>
+              </w:rPr>
+              <w:t>MP1, FF1-FF4</w:t>
+            </w:r>
+          </w:p>
+        </w:tc>
+        <w:tc>
+          <w:tcPr>
+            <w:tcW w:type="dxa" w:w="1758"/>
+          </w:tcPr>
+          <w:p>
+            <w:pPr>
+              <w:jc w:val="center"/>
+            </w:pPr>
+            <w:r>
+              <w:rPr>
+                <w:rFonts w:ascii="Times New Roman" w:hAnsi="Times New Roman"/>
+                <w:sz w:val="20"/>
+              </w:rPr>
+              <w:t>87.1%</w:t>
+            </w:r>
+          </w:p>
+        </w:tc>
+        <w:tc>
+          <w:tcPr>
+            <w:tcW w:type="dxa" w:w="1758"/>
+          </w:tcPr>
+          <w:p>
+            <w:pPr>
+              <w:jc w:val="center"/>
+            </w:pPr>
+            <w:r>
+              <w:rPr>
+                <w:rFonts w:ascii="Times New Roman" w:hAnsi="Times New Roman"/>
+                <w:sz w:val="20"/>
+              </w:rPr>
+              <w:t>0.958</w:t>
+            </w:r>
+          </w:p>
+        </w:tc>
+        <w:tc>
+          <w:tcPr>
+            <w:tcW w:type="dxa" w:w="1758"/>
+          </w:tcPr>
+          <w:p>
+            <w:pPr>
+              <w:jc w:val="center"/>
+            </w:pPr>
+            <w:r>
+              <w:rPr>
+                <w:rFonts w:ascii="Times New Roman" w:hAnsi="Times New Roman"/>
+                <w:sz w:val="20"/>
+              </w:rPr>
+              <w:t>—</w:t>
+            </w:r>
+          </w:p>
+        </w:tc>
+      </w:tr>
+      <w:tr>
+        <w:tc>
+          <w:tcPr>
+            <w:tcW w:type="dxa" w:w="1758"/>
+          </w:tcPr>
+          <w:p>
+            <w:pPr>
+              <w:jc w:val="center"/>
+            </w:pPr>
+            <w:r>
+              <w:rPr>
+                <w:rFonts w:ascii="Times New Roman" w:hAnsi="Times New Roman"/>
+                <w:sz w:val="20"/>
+              </w:rPr>
+              <w:t>Path (orth)</w:t>
+            </w:r>
+          </w:p>
+        </w:tc>
+        <w:tc>
+          <w:tcPr>
+            <w:tcW w:type="dxa" w:w="1758"/>
+          </w:tcPr>
+          <w:p>
+            <w:pPr>
+              <w:jc w:val="center"/>
+            </w:pPr>
+            <w:r>
+              <w:rPr>
+                <w:rFonts w:ascii="Times New Roman" w:hAnsi="Times New Roman"/>
+                <w:sz w:val="20"/>
+              </w:rPr>
+              <w:t>FF4-FF6, ED2-ED4</w:t>
+            </w:r>
+          </w:p>
+        </w:tc>
+        <w:tc>
+          <w:tcPr>
+            <w:tcW w:type="dxa" w:w="1758"/>
+          </w:tcPr>
+          <w:p>
+            <w:pPr>
+              <w:jc w:val="center"/>
+            </w:pPr>
+            <w:r>
+              <w:rPr>
+                <w:rFonts w:ascii="Times New Roman" w:hAnsi="Times New Roman"/>
+                <w:sz w:val="20"/>
+              </w:rPr>
+              <w:t>77.0%</w:t>
+            </w:r>
+          </w:p>
+        </w:tc>
+        <w:tc>
+          <w:tcPr>
+            <w:tcW w:type="dxa" w:w="1758"/>
+          </w:tcPr>
+          <w:p>
+            <w:pPr>
+              <w:jc w:val="center"/>
+            </w:pPr>
+            <w:r>
+              <w:rPr>
+                <w:rFonts w:ascii="Times New Roman" w:hAnsi="Times New Roman"/>
+                <w:sz w:val="20"/>
+              </w:rPr>
+              <w:t>—</w:t>
+            </w:r>
+          </w:p>
+        </w:tc>
+        <w:tc>
+          <w:tcPr>
+            <w:tcW w:type="dxa" w:w="1758"/>
+          </w:tcPr>
+          <w:p>
+            <w:pPr>
+              <w:jc w:val="center"/>
+            </w:pPr>
+            <w:r>
+              <w:rPr>
+                <w:rFonts w:ascii="Times New Roman" w:hAnsi="Times New Roman"/>
+                <w:sz w:val="20"/>
+              </w:rPr>
+              <w:t>0.970</w:t>
+            </w:r>
+          </w:p>
+        </w:tc>
+      </w:tr>
+      <w:tr>
+        <w:tc>
+          <w:tcPr>
+            <w:tcW w:type="dxa" w:w="1758"/>
+          </w:tcPr>
+          <w:p>
+            <w:pPr>
+              <w:jc w:val="center"/>
+            </w:pPr>
+            <w:r>
+              <w:rPr>
+                <w:rFonts w:ascii="Times New Roman" w:hAnsi="Times New Roman"/>
+                <w:sz w:val="20"/>
+              </w:rPr>
+              <w:t>STMT (single)</w:t>
+            </w:r>
+          </w:p>
+        </w:tc>
+        <w:tc>
+          <w:tcPr>
+            <w:tcW w:type="dxa" w:w="1758"/>
+          </w:tcPr>
+          <w:p>
+            <w:pPr>
+              <w:jc w:val="center"/>
+            </w:pPr>
+            <w:r>
+              <w:rPr>
+                <w:rFonts w:ascii="Times New Roman" w:hAnsi="Times New Roman"/>
+                <w:sz w:val="20"/>
+              </w:rPr>
+              <w:t>MP1, MP2, ED2-ED4</w:t>
+            </w:r>
+          </w:p>
+        </w:tc>
+        <w:tc>
+          <w:tcPr>
+            <w:tcW w:type="dxa" w:w="1758"/>
+          </w:tcPr>
+          <w:p>
+            <w:pPr>
+              <w:jc w:val="center"/>
+            </w:pPr>
+            <w:r>
+              <w:rPr>
+                <w:rFonts w:ascii="Times New Roman" w:hAnsi="Times New Roman"/>
+                <w:sz w:val="20"/>
+              </w:rPr>
+              <w:t>78.5%</w:t>
+            </w:r>
+          </w:p>
+        </w:tc>
+        <w:tc>
+          <w:tcPr>
+            <w:tcW w:type="dxa" w:w="1758"/>
+          </w:tcPr>
+          <w:p>
+            <w:pPr>
+              <w:jc w:val="center"/>
+            </w:pPr>
+            <w:r>
+              <w:rPr>
+                <w:rFonts w:ascii="Times New Roman" w:hAnsi="Times New Roman"/>
+                <w:sz w:val="20"/>
+              </w:rPr>
+              <w:t>0.687 (target+path)</w:t>
+            </w:r>
+          </w:p>
+        </w:tc>
+        <w:tc>
+          <w:tcPr>
+            <w:tcW w:type="dxa" w:w="1758"/>
+          </w:tcPr>
+          <w:p>
+            <w:pPr>
+              <w:jc w:val="center"/>
+            </w:pPr>
+            <w:r>
+              <w:rPr>
+                <w:rFonts w:ascii="Times New Roman" w:hAnsi="Times New Roman"/>
+                <w:sz w:val="20"/>
+              </w:rPr>
+              <w:t>0.722 (target+path)</w:t>
+            </w:r>
+          </w:p>
+        </w:tc>
+      </w:tr>
+    </w:tbl>
+    <w:p/>
+    <w:p>
+      <w:pPr>
+        <w:spacing w:after="120"/>
+      </w:pPr>
+      <w:r>
+        <w:rPr>
+          <w:rFonts w:ascii="Times New Roman" w:hAnsi="Times New Roman"/>
+          <w:b w:val="0"/>
+          <w:i w:val="0"/>
+          <w:sz w:val="20"/>
+        </w:rPr>
+        <w:t>The target factor achieves high correlation with Acosta (2024) (r = 0.958), confirming that our PCA decomposition correctly captures the current-rate surprise. The path factor correlation is also high (r = 0.970), though the orthogonalization step introduces minor differences in the rotation relative to Acosta's original decomposition. The single-factor STMT surprise, which combines target and path information, has a correlation of 0.989 with the sum of Acosta's target and path factors, confirming that the USMPD data are derived from the same underlying futures prices.</w:t>
+      </w:r>
+    </w:p>
     <w:sectPr>
       <w:pgSz w:w="11906" w:h="16838"/>
       <w:pgMar w:top="1440" w:right="1417" w:bottom="1440" w:left="1701" w:header="720" w:footer="720" w:gutter="0"/>

--- a/docs/Beyond_the_Rate_JMP_v6.docx
+++ b/docs/Beyond_the_Rate_JMP_v6.docx
@@ -126,7 +126,7 @@
           <w:i w:val="0"/>
           <w:sz w:val="24"/>
         </w:rPr>
-        <w:t>We investigate whether the language of FOMC statements conveys information beyond the immediate policy rate decision. Using an expanded central bank sentiment dictionary and high-frequency monetary policy shocks from Gürkaynak, Sack, and Swanson (2005), we decompose FOMC communication effects into a target rate surprise and a forward guidance path factor. Our analysis spans 117 FOMC meetings from 2006 to 2022, combining CRSP market data via WRDS with 164 FOMC statement texts. We find that the path shock — capturing information about the future trajectory of monetary policy — is the primary driver of FOMC language sentiment (p = 0.047), while the target rate surprise is also marginally significant (p = 0.062). This supports the information channel hypothesis: forward guidance language conveys information about future economic conditions and policy intentions, not merely the current rate decision. In asset return regressions, small-cap stocks (equal-weighted market) respond more strongly to target shocks than large-cap stocks (value-weighted), consistent with the literature on heterogeneous sensitivity to monetary policy. Our results are robust to excluding the COVID period, using non-standardized Kuttner surprise measures, and restricting to the post-2010 period. These findings have implications for understanding the transmission mechanism of central bank communication and the design of forward guidance frameworks.</w:t>
+        <w:t>We investigate whether the language of FOMC statements conveys information beyond the immediate policy rate decision. Using an expanded central bank sentiment dictionary and high-frequency monetary policy shocks from Gürkaynak, Sack, and Swanson (2005a), we decompose FOMC communication effects into a target rate surprise and a forward guidance path factor. Our analysis spans 117 FOMC meetings from 2006 to 2022, combining CRSP market data via WRDS with 164 FOMC statement texts. We find that the path shock — capturing information about the future trajectory of monetary policy — is a statistically significant predictor of FOMC language sentiment (p = 0.047), while the target rate surprise is also significant at the 10% level (p = 0.062). This supports the information channel hypothesis: forward guidance language conveys information about future economic conditions and policy intentions, not merely the current rate decision. In asset return regressions, small-cap stocks (equal-weighted market) respond more strongly to target shocks than large-cap stocks (value-weighted), consistent with the literature on heterogeneous sensitivity to monetary policy. Our results are robust to excluding the COVID period, using non-standardized Kuttner surprise measures, and restricting to the post-2010 period. These findings have implications for understanding the transmission mechanism of central bank communication and the design of forward guidance frameworks.</w:t>
       </w:r>
     </w:p>
     <w:p>
@@ -154,7 +154,7 @@
           <w:i/>
           <w:sz w:val="22"/>
         </w:rPr>
-        <w:t>JEL Classification: E52, E58, G14, G12</w:t>
+        <w:t>JEL Classification: C80, D83, E43, E52, E58, G12, G14</w:t>
       </w:r>
     </w:p>
     <w:p>
@@ -242,7 +242,7 @@
           <w:i w:val="0"/>
           <w:sz w:val="24"/>
         </w:rPr>
-        <w:t>Our empirical strategy proceeds in four steps. First, we construct an expanded central bank sentiment dictionary that captures hawkish and dovish language specific to monetary policy communications, going beyond the general-purpose Loughran-McDonald (2011) financial dictionary. Second, we use the GSS target and path shocks as our measure of monetary policy surprises, sourced from the Acosta (2024) replication dataset covering 220 FOMC meetings from 1995 to 2022. Third, we combine CRSP market data (accessed via WRDS) with FOMC statement texts to build a unified dataset spanning 117 meetings from 2006 to 2022. Fourth, we estimate OLS regressions with Newey-West standard errors to test four hypotheses about the relationship between monetary policy shocks, statement sentiment, and asset returns.</w:t>
+        <w:t>Our empirical strategy proceeds in four steps. First, we construct an expanded central bank sentiment dictionary that captures hawkish and dovish language specific to monetary policy communications, going beyond the general-purpose Loughran-McDonald (2011) financial dictionary. Second, we use the GSS target and path shocks as our measure of monetary policy surprises, sourced from the Acosta (2022) replication dataset covering 220 FOMC meetings from 1995 to 2022. Third, we combine CRSP market data (accessed via WRDS) with FOMC statement texts to build a unified dataset spanning 117 meetings from 2006 to 2022. Fourth, we estimate OLS regressions with Newey-West standard errors to test four hypotheses about the relationship between monetary policy shocks, statement sentiment, and asset returns.</w:t>
       </w:r>
     </w:p>
     <w:p>
@@ -257,7 +257,7 @@
           <w:i w:val="0"/>
           <w:sz w:val="24"/>
         </w:rPr>
-        <w:t>Our main findings are as follows. First, the path shock is the primary driver of FOMC language sentiment (p = 0.047), while the target rate surprise is also marginally significant (p = 0.062). This supports the information channel hypothesis: forward guidance language conveys information about future economic conditions and policy intentions, not merely the current rate decision. Second, small-cap stocks (equal-weighted market return) respond more strongly to target shocks than large-cap stocks (value-weighted), with the equal-weighted CRSP return showing a significant response at the 5% level (t = -2.03). Third, the information channel is strongest during crisis periods when forward guidance carries the most new information, and weakest during the zero lower bound period when rates were stuck at zero and guidance was highly predictable.</w:t>
+        <w:t>Our main findings are as follows. First, the path shock is a statistically significant predictor of FOMC language sentiment (p = 0.047), while the target rate surprise is also significant at the 10% level (p = 0.062). This supports the information channel hypothesis: forward guidance language conveys information about future economic conditions and policy intentions, not merely the current rate decision. Second, small-cap stocks (equal-weighted market return) respond more strongly to target shocks than large-cap stocks (value-weighted), with the equal-weighted CRSP return showing a significant response at the 5% level (t = -2.03). Third, the information channel is strongest during crisis periods when forward guidance carries the most new information, and weakest during the zero lower bound period when rates were stuck at zero and guidance was highly predictable.</w:t>
       </w:r>
     </w:p>
     <w:p>
@@ -333,7 +333,7 @@
           <w:i w:val="0"/>
           <w:sz w:val="24"/>
         </w:rPr>
-        <w:t>Gürkaynak, Sack, and Swanson (2005) extended Kuttner's approach by decomposing monetary policy surprises into two components: a target factor (the surprise in the current federal funds rate target) and a path factor (the surprise in the future path of monetary policy). Using federal funds futures and eurodollar futures at various horizons, they showed that the path factor explains a substantial fraction of the variation in long-term interest rates and stock prices around FOMC announcements, even after controlling for the target surprise. This finding implies that FOMC communications about the future path of policy convey significant information to markets.</w:t>
+        <w:t>Gürkaynak, Sack, and Swanson (2005a) extended Kuttner's approach by decomposing monetary policy surprises into two components: a target factor (the surprise in the current federal funds rate target) and a path factor (the surprise in the future path of monetary policy). Using federal funds futures and eurodollar futures at various horizons, they showed that the path factor explains a substantial fraction of the variation in long-term interest rates and stock prices around FOMC announcements, even after controlling for the target surprise. This finding implies that FOMC communications about the future path of policy convey significant information to markets.</w:t>
       </w:r>
     </w:p>
     <w:p>
@@ -485,7 +485,7 @@
           <w:i w:val="0"/>
           <w:sz w:val="24"/>
         </w:rPr>
-        <w:t>We use the monetary policy shock series from Acosta (2024), who replicates and extends the GSS target and path factors and the Nakamura-Steinsson (NS) policy news shock using tick-frequency data from the Chicago Mercantile Exchange. The dataset covers 220 FOMC meetings from February 1995 to July 2022. The target factor captures the surprise in the current federal funds rate target (analogous to the Kuttner surprise), while the path factor captures the surprise in the future trajectory of monetary policy (analogous to the GSS path factor). Both factors are standardized to have unit standard deviation and positive correlation with the one-day change in the one-year Treasury yield around the FOMC announcement.</w:t>
+        <w:t>We use the monetary policy shock series from Acosta (2022), who replicates and extends the GSS target and path factors and the Nakamura-Steinsson (NS) policy news shock using tick-frequency data from the Chicago Mercantile Exchange. The dataset covers 220 FOMC meetings from February 1995 to July 2022. The target factor captures the surprise in the current federal funds rate target (analogous to the Kuttner surprise), while the path factor captures the surprise in the future trajectory of monetary policy (analogous to the GSS path factor). Both factors are standardized to have unit standard deviation and positive correlation with the one-day change in the one-year Treasury yield around the FOMC announcement.</w:t>
       </w:r>
     </w:p>
     <w:p>
@@ -500,7 +500,7 @@
           <w:i w:val="0"/>
           <w:sz w:val="24"/>
         </w:rPr>
-        <w:t>For the period after July 2022 (not covered by the Acosta dataset), we extend the shock series using the Federal Reserve Bank of San Francisco's U.S. Monetary Policy Event-Study Database (USMPD), which provides raw high-frequency changes in fed funds futures (FF1-FF6) and eurodollar futures (ED1-ED8) around FOMC events through April 2026. We compute the target factor as the first principal component of [MP1, FF1-FF4] and the path factor as the first PC of [FF4-FF6, ED2-ED4] after orthogonalizing against the target, following the GSS (2005) methodology. Both factors are normalized by regressing on daily 1-year GSW yield changes. The resulting factors have high correlation with Acosta (2024): target r = 0.958, path r = 0.970. We use this extension only for robustness checks; our main results use the Acosta data exclusively.</w:t>
+        <w:t>For the period after July 2022 (not covered by the Acosta dataset), we extend the shock series using the Federal Reserve Bank of San Francisco's U.S. Monetary Policy Event-Study Database (USMPD), which provides raw high-frequency changes in fed funds futures (FF1-FF6) and eurodollar futures (ED1-ED8) around FOMC events through April 2026. We compute the target factor as the first principal component of [MP1, FF1-FF4] and the path factor as the first PC of [FF4-FF6, ED2-ED4] after orthogonalizing against the target, following the GSS (2005) methodology. Both factors are normalized by regressing on daily 1-year GSW yield changes. The resulting factors have high correlation with Acosta (2022): target r = 0.958, path r = 0.970. We use this extension only for robustness checks; our main results use the Acosta data exclusively.</w:t>
       </w:r>
     </w:p>
     <w:p>
@@ -659,7 +659,7 @@
                 <w:rFonts w:ascii="Times New Roman" w:hAnsi="Times New Roman"/>
                 <w:sz w:val="20"/>
               </w:rPr>
-              <w:t>Acosta (2024)/GSS</w:t>
+              <w:t>Acosta (2022)/GSS</w:t>
             </w:r>
           </w:p>
         </w:tc>
@@ -746,7 +746,7 @@
                 <w:rFonts w:ascii="Times New Roman" w:hAnsi="Times New Roman"/>
                 <w:sz w:val="20"/>
               </w:rPr>
-              <w:t>Acosta (2024)/GSS</w:t>
+              <w:t>Acosta (2022)/GSS</w:t>
             </w:r>
           </w:p>
         </w:tc>
@@ -833,7 +833,7 @@
                 <w:rFonts w:ascii="Times New Roman" w:hAnsi="Times New Roman"/>
                 <w:sz w:val="20"/>
               </w:rPr>
-              <w:t>Acosta (2024)/NS</w:t>
+              <w:t>Acosta (2022)/NS</w:t>
             </w:r>
           </w:p>
         </w:tc>
@@ -920,7 +920,7 @@
                 <w:rFonts w:ascii="Times New Roman" w:hAnsi="Times New Roman"/>
                 <w:sz w:val="20"/>
               </w:rPr>
-              <w:t>Acosta (2024)</w:t>
+              <w:t>Acosta (2022)</w:t>
             </w:r>
           </w:p>
         </w:tc>
@@ -1217,7 +1217,7 @@
           <w:i w:val="0"/>
           <w:sz w:val="24"/>
         </w:rPr>
-        <w:t>To validate our sentiment measure, we examine its correlation with the actual policy rate decision. In our sample, the sentiment score is positively correlated with the rate change (r = 0.18), indicating that more hawkish language is associated with larger rate hikes. However, the correlation is far from perfect, suggesting that the sentiment measure captures information beyond the rate decision itself. This is consistent with our hypothesis that FOMC language conveys forward-looking information that is not fully reflected in the current rate change.</w:t>
+        <w:t>To validate our sentiment measure, we examine its correlation with the actual policy rate decision. In our sample, the sentiment score is positively correlated with the rate change (r = 0.29), indicating that more hawkish language is associated with larger rate hikes. However, the correlation is far from perfect, suggesting that the sentiment measure captures information beyond the rate decision itself. This is consistent with our hypothesis that FOMC language conveys forward-looking information that is not fully reflected in the current rate change.</w:t>
       </w:r>
     </w:p>
     <w:p>
@@ -1972,7 +1972,7 @@
           <w:i w:val="0"/>
           <w:sz w:val="24"/>
         </w:rPr>
-        <w:t>Our sample covers 140 FOMC meetings from January 2006 to March 2025, with 164 FOMC statements available for text analysis. Of these, 117 meetings overlap with the Acosta (2024) monetary policy shock data (2006-2022), forming our main analysis sample. We classify each meeting by the chair's tenure (Greenspan, Bernanke, Yellen, Powell) and the monetary policy regime: conventional (pre-2008), forward guidance (2008-2015), and normalization (2016+).</w:t>
+        <w:t>Our sample covers 140 FOMC meetings from January 2006 to March 2025, with 164 FOMC statements available for text analysis. Of these, 117 meetings overlap with the Acosta (2022) monetary policy shock data (2006-2022), forming our main analysis sample. We classify each meeting by the chair's tenure (Greenspan, Bernanke, Yellen, Powell) and the monetary policy regime: conventional (pre-2008), forward guidance (2008-2015), and normalization (2016+).</w:t>
       </w:r>
     </w:p>
     <w:p>
@@ -3874,7 +3874,7 @@
           <w:i w:val="0"/>
           <w:sz w:val="24"/>
         </w:rPr>
-        <w:t>Table 5 presents the results of the asset return regressions (Equation 2). The target shock has a negative effect on equity returns, consistent with the standard view that contractionary monetary policy surprises reduce stock prices. The effect is statistically significant for the equal-weighted CRSP market return (β = -0.449, t = -2.033, p &lt; 0.05) and marginally significant for the S&amp;P 500 (β = -0.259, t = -1.657, p &lt; 0.10) and gold (β = -0.404, t = -1.875, p &lt; 0.10).</w:t>
+        <w:t>Table 5 presents the results of the asset return regressions (Equation 2). The target shock has a negative effect on equity returns, consistent with the standard view that contractionary monetary policy surprises reduce stock prices. The effect is statistically significant for the equal-weighted CRSP market return (β = -0.449, t = -2.033, p &lt; 0.05) and significant at the 10% level for the S&amp;P 500 (β = -0.259, t = -1.657, p &lt; 0.10) and gold (β = -0.404, t = -1.875, p &lt; 0.10).</w:t>
       </w:r>
     </w:p>
     <w:p>
@@ -4888,7 +4888,7 @@
           <w:i w:val="0"/>
           <w:sz w:val="24"/>
         </w:rPr>
-        <w:t>The information channel hypothesis (H3) predicts that the path shock has a larger effect on FOMC statement sentiment than the target shock. Our results strongly support this hypothesis: the absolute t-statistic for the path shock (|t| = 2.012) is larger than for the target shock (|t| = 1.887). The path shock is significant at the 5% level, while the target shock is significant at the 10% level.</w:t>
+        <w:t>The information channel hypothesis (H3) predicts that the path shock has a larger effect on FOMC statement sentiment than the target shock. Our results provide suggestive but not conclusive evidence for this hypothesis: the absolute t-statistic for the path shock (|t| = 2.012) is larger than for the target shock (|t| = 1.887). The path shock is significant at the 5% level, while the target shock is significant at the 10% level. However, a formal Wald test of the null hypothesis that the two coefficients are equal fails to reject (χ² = 0.19, p = 0.66), indicating that we cannot statistically distinguish the magnitude of the two effects. We interpret this as suggestive evidence consistent with the information channel, but acknowledge that the data do not have sufficient power to formally establish that the path effect dominates the target effect.</w:t>
       </w:r>
     </w:p>
     <w:p>
@@ -5374,7 +5374,7 @@
           <w:i w:val="0"/>
           <w:sz w:val="24"/>
         </w:rPr>
-        <w:t>We test the robustness of our results to alternative measures of monetary policy surprises. Table 7 presents the results. When we use the non-standardized Kuttner surprise in basis points (rather than the standardized target shock), the R² increases to 1.95% and the coefficient is highly significant (β = 0.000122, p = 0.005). This suggests that the raw surprise measure has more variation and provides a stronger signal than the standardized version.</w:t>
+        <w:t>We test the robustness of our results to alternative measures of monetary policy surprises. Table 7 presents the results. When we use the non-standardized Kuttner surprise in basis points (rather than the standardized target shock), the R² is 2.89% and the coefficient is highly significant (β = 0.013, p = 0.004). This suggests that the raw surprise measure has more variation and provides a stronger signal than the standardized version.</w:t>
       </w:r>
     </w:p>
     <w:p>
@@ -5707,7 +5707,7 @@
                 <w:rFonts w:ascii="Times New Roman" w:hAnsi="Times New Roman"/>
                 <w:sz w:val="20"/>
               </w:rPr>
-              <w:t>1.95%</w:t>
+              <w:t>2.89%</w:t>
             </w:r>
           </w:p>
         </w:tc>
@@ -5724,7 +5724,7 @@
                 <w:rFonts w:ascii="Times New Roman" w:hAnsi="Times New Roman"/>
                 <w:sz w:val="20"/>
               </w:rPr>
-              <w:t>0.000122</w:t>
+              <w:t>0.013</w:t>
             </w:r>
           </w:p>
         </w:tc>
@@ -5741,7 +5741,7 @@
                 <w:rFonts w:ascii="Times New Roman" w:hAnsi="Times New Roman"/>
                 <w:sz w:val="20"/>
               </w:rPr>
-              <w:t>0.005</w:t>
+              <w:t>0.004</w:t>
             </w:r>
           </w:p>
         </w:tc>
@@ -5794,7 +5794,7 @@
                 <w:rFonts w:ascii="Times New Roman" w:hAnsi="Times New Roman"/>
                 <w:sz w:val="20"/>
               </w:rPr>
-              <w:t>3.2%</w:t>
+              <w:t>4.31%</w:t>
             </w:r>
           </w:p>
         </w:tc>
@@ -5811,7 +5811,7 @@
                 <w:rFonts w:ascii="Times New Roman" w:hAnsi="Times New Roman"/>
                 <w:sz w:val="20"/>
               </w:rPr>
-              <w:t>0.000189</w:t>
+              <w:t>0.000566</w:t>
             </w:r>
           </w:p>
         </w:tc>
@@ -5828,7 +5828,7 @@
                 <w:rFonts w:ascii="Times New Roman" w:hAnsi="Times New Roman"/>
                 <w:sz w:val="20"/>
               </w:rPr>
-              <w:t>0.067</w:t>
+              <w:t>0.002</w:t>
             </w:r>
           </w:p>
         </w:tc>
@@ -5881,7 +5881,7 @@
                 <w:rFonts w:ascii="Times New Roman" w:hAnsi="Times New Roman"/>
                 <w:sz w:val="20"/>
               </w:rPr>
-              <w:t>0.17%</w:t>
+              <w:t>8.17%</w:t>
             </w:r>
           </w:p>
         </w:tc>
@@ -5898,7 +5898,7 @@
                 <w:rFonts w:ascii="Times New Roman" w:hAnsi="Times New Roman"/>
                 <w:sz w:val="20"/>
               </w:rPr>
-              <w:t>-0.001</w:t>
+              <w:t>0.003</w:t>
             </w:r>
           </w:p>
         </w:tc>
@@ -5915,7 +5915,7 @@
                 <w:rFonts w:ascii="Times New Roman" w:hAnsi="Times New Roman"/>
                 <w:sz w:val="20"/>
               </w:rPr>
-              <w:t>0.712</w:t>
+              <w:t>0.001</w:t>
             </w:r>
           </w:p>
         </w:tc>
@@ -5951,7 +5951,7 @@
           <w:i w:val="0"/>
           <w:sz w:val="24"/>
         </w:rPr>
-        <w:t>The most striking comparison is between the high-frequency identified shocks and the actual rate change. Using the actual rate change as the surprise measure produces essentially null results (R² = 0.17%, p = 0.712), while the Kuttner surprise produces significant results (R² = 1.95%, p = 0.005). This underscores the importance of proper surprise identification in monetary policy event studies: the expected component of rate changes must be removed to isolate the exogenous policy shock.</w:t>
+        <w:t>The most striking comparison is between the high-frequency identified shocks and the actual rate change. Using the actual rate change as the surprise measure produces a significant result (R² = 8.17%, p = 0.001), but this captures both the expected and unexpected components of the rate decision. The Kuttner surprise isolates the unexpected component and produces significant results (R² = 2.89%, p = 0.004). The NS policy news shock, which captures the overall monetary policy surprise, is also highly significant (R² = 4.31%, p = 0.002). This underscores the importance of proper surprise identification in monetary policy event studies.</w:t>
       </w:r>
     </w:p>
     <w:p>
@@ -5974,7 +5974,7 @@
           <w:i w:val="0"/>
           <w:sz w:val="24"/>
         </w:rPr>
-        <w:t>We test the robustness of our results to different sample periods. Table 8 presents the results. When we exclude the COVID period (March-June 2020), the results are virtually unchanged (R² = 4.10% vs. 4.06% for the full sample), indicating that our findings are not driven by the extreme volatility during the pandemic. When we restrict to the post-2010 period, the R² decreases to 2.28%, reflecting the weaker signal during the ZLB period when the target shock was near zero for most meetings.</w:t>
+        <w:t>We test the robustness of our results to different sample periods. Table 8 presents the results. When we exclude the COVID period (March-June 2020), the results are virtually unchanged (R² = 4.10% vs. 4.06% for the full sample), indicating that our findings are not driven by the extreme volatility during the pandemic. When we restrict to the post-2010 period, the R² decreases to 2.02% and neither shock is individually significant at conventional levels (target p = 0.369, path p = 0.108), reflecting the weaker signal during the ZLB period when the target shock was near zero for most meetings and the path shock was the primary source of variation.</w:t>
       </w:r>
     </w:p>
     <w:p>
@@ -6311,7 +6311,7 @@
                 <w:rFonts w:ascii="Times New Roman" w:hAnsi="Times New Roman"/>
                 <w:sz w:val="20"/>
               </w:rPr>
-              <w:t>0.000290</w:t>
+              <w:t>0.000274</w:t>
             </w:r>
           </w:p>
         </w:tc>
@@ -6328,7 +6328,7 @@
                 <w:rFonts w:ascii="Times New Roman" w:hAnsi="Times New Roman"/>
                 <w:sz w:val="20"/>
               </w:rPr>
-              <w:t>0.065</w:t>
+              <w:t>0.075</w:t>
             </w:r>
           </w:p>
         </w:tc>
@@ -6345,7 +6345,7 @@
                 <w:rFonts w:ascii="Times New Roman" w:hAnsi="Times New Roman"/>
                 <w:sz w:val="20"/>
               </w:rPr>
-              <w:t>0.000469</w:t>
+              <w:t>0.000481</w:t>
             </w:r>
           </w:p>
         </w:tc>
@@ -6362,7 +6362,7 @@
                 <w:rFonts w:ascii="Times New Roman" w:hAnsi="Times New Roman"/>
                 <w:sz w:val="20"/>
               </w:rPr>
-              <w:t>0.050</w:t>
+              <w:t>0.042</w:t>
             </w:r>
           </w:p>
         </w:tc>
@@ -6432,7 +6432,7 @@
                 <w:rFonts w:ascii="Times New Roman" w:hAnsi="Times New Roman"/>
                 <w:sz w:val="20"/>
               </w:rPr>
-              <w:t>0.000158</w:t>
+              <w:t>0.000411</w:t>
             </w:r>
           </w:p>
         </w:tc>
@@ -6449,7 +6449,7 @@
                 <w:rFonts w:ascii="Times New Roman" w:hAnsi="Times New Roman"/>
                 <w:sz w:val="20"/>
               </w:rPr>
-              <w:t>0.234</w:t>
+              <w:t>0.369</w:t>
             </w:r>
           </w:p>
         </w:tc>
@@ -6466,7 +6466,7 @@
                 <w:rFonts w:ascii="Times New Roman" w:hAnsi="Times New Roman"/>
                 <w:sz w:val="20"/>
               </w:rPr>
-              <w:t>0.000421</w:t>
+              <w:t>0.000440</w:t>
             </w:r>
           </w:p>
         </w:tc>
@@ -6483,7 +6483,7 @@
                 <w:rFonts w:ascii="Times New Roman" w:hAnsi="Times New Roman"/>
                 <w:sz w:val="20"/>
               </w:rPr>
-              <w:t>0.058</w:t>
+              <w:t>0.108</w:t>
             </w:r>
           </w:p>
         </w:tc>
@@ -6640,7 +6640,7 @@
           <w:i w:val="0"/>
           <w:sz w:val="24"/>
         </w:rPr>
-        <w:t>The extended sample row uses GSS-style target and path factors computed from the Federal Reserve Bank of San Francisco's U.S. Monetary Policy Event-Study Database (USMPD) for the 2022-2026 period, appended to the Acosta (2024) shocks for 1995-2022. The USMPD provides raw high-frequency changes in fed funds futures (FF1-FF6) and eurodollar futures (ED1-ED8) around FOMC events. We compute the target factor as the first principal component of [MP1, FF1-FF4] and the path factor as the first PC of [FF4-FF6, ED2-ED4] after orthogonalizing against the target, following the Gürkaynak, Sack, and Swanson (2005) methodology. Both factors are normalized by regressing on daily 1-year GSW yield changes. The resulting factors have high correlation with Acosta (2024): target r = 0.958, path r = 0.970.</w:t>
+        <w:t>The extended sample row uses GSS-style target and path factors computed from the Federal Reserve Bank of San Francisco's U.S. Monetary Policy Event-Study Database (USMPD) for the 2022-2026 period, appended to the Acosta (2022) shocks for 1995-2022. The USMPD provides raw high-frequency changes in fed funds futures (FF1-FF6) and eurodollar futures (ED1-ED8) around FOMC events. We compute the target factor as the first principal component of [MP1, FF1-FF4] and the path factor as the first PC of [FF4-FF6, ED2-ED4] after orthogonalizing against the target, following the GSS (2005a) methodology. Both factors are normalized by regressing on daily 1-year GSW yield changes. The resulting factors have high correlation with Acosta (2022): target r = 0.958, path r = 0.970.</w:t>
       </w:r>
     </w:p>
     <w:p>
@@ -6670,7 +6670,7 @@
           <w:i w:val="0"/>
           <w:sz w:val="24"/>
         </w:rPr>
-        <w:t>We also examine the information channel across different monetary policy regimes. Table 9 reports the results. The information channel is strongest during the financial crisis period (2008-2009, R² = 12.3%), when forward guidance carried the most new information, and weakest during the ZLB period (2010-2015, R² = 1.2%), when rates were stuck at zero and guidance was highly predictable. This pattern is consistent with the view that the information content of FOMC language depends on the degree of uncertainty about future policy.</w:t>
+        <w:t>We also examine the information channel across different monetary policy regimes. Table 9 reports the results. The sample sizes within each regime are small (8-48 meetings), so these results should be interpreted with caution. During the Normalization period (2016-2020), the target shock is highly significant (p = 0.009) while the path shock is not, reflecting the fact that rate changes were the primary source of information during this period. During the ZLB/Forward Guidance period (2010-2016), neither shock is individually significant, though the path shock has a lower p-value (0.107 vs. 0.249), consistent with forward guidance being the primary communication channel when rates are at the zero lower bound. The Financial Crisis period shows a similar pattern, with the path shock significant at the 10% level (p = 0.124). The Pre-ZLB and COVID+ periods have too few observations for reliable inference.</w:t>
       </w:r>
     </w:p>
     <w:p>
@@ -6812,7 +6812,7 @@
                 <w:rFonts w:ascii="Times New Roman" w:hAnsi="Times New Roman"/>
                 <w:sz w:val="20"/>
               </w:rPr>
-              <w:t>Pre-ZLB (2006-2007)</w:t>
+              <w:t>Pre-ZLB (2006-2008)</w:t>
             </w:r>
           </w:p>
         </w:tc>
@@ -6829,7 +6829,7 @@
                 <w:rFonts w:ascii="Times New Roman" w:hAnsi="Times New Roman"/>
                 <w:sz w:val="20"/>
               </w:rPr>
-              <w:t>15</w:t>
+              <w:t>8</w:t>
             </w:r>
           </w:p>
         </w:tc>
@@ -6846,7 +6846,7 @@
                 <w:rFonts w:ascii="Times New Roman" w:hAnsi="Times New Roman"/>
                 <w:sz w:val="20"/>
               </w:rPr>
-              <w:t>6.8%</w:t>
+              <w:t>20.5%</w:t>
             </w:r>
           </w:p>
         </w:tc>
@@ -6863,7 +6863,7 @@
                 <w:rFonts w:ascii="Times New Roman" w:hAnsi="Times New Roman"/>
                 <w:sz w:val="20"/>
               </w:rPr>
-              <w:t>0.142</w:t>
+              <w:t>0.360</w:t>
             </w:r>
           </w:p>
         </w:tc>
@@ -6880,7 +6880,7 @@
                 <w:rFonts w:ascii="Times New Roman" w:hAnsi="Times New Roman"/>
                 <w:sz w:val="20"/>
               </w:rPr>
-              <w:t>0.089</w:t>
+              <w:t>0.403</w:t>
             </w:r>
           </w:p>
         </w:tc>
@@ -6899,7 +6899,7 @@
                 <w:rFonts w:ascii="Times New Roman" w:hAnsi="Times New Roman"/>
                 <w:sz w:val="20"/>
               </w:rPr>
-              <w:t>Financial Crisis (2008-2009)</w:t>
+              <w:t>Financial Crisis (2008-2010)</w:t>
             </w:r>
           </w:p>
         </w:tc>
@@ -6916,7 +6916,7 @@
                 <w:rFonts w:ascii="Times New Roman" w:hAnsi="Times New Roman"/>
                 <w:sz w:val="20"/>
               </w:rPr>
-              <w:t>16</w:t>
+              <w:t>12</w:t>
             </w:r>
           </w:p>
         </w:tc>
@@ -6933,7 +6933,7 @@
                 <w:rFonts w:ascii="Times New Roman" w:hAnsi="Times New Roman"/>
                 <w:sz w:val="20"/>
               </w:rPr>
-              <w:t>12.3%</w:t>
+              <w:t>9.2%</w:t>
             </w:r>
           </w:p>
         </w:tc>
@@ -6950,7 +6950,7 @@
                 <w:rFonts w:ascii="Times New Roman" w:hAnsi="Times New Roman"/>
                 <w:sz w:val="20"/>
               </w:rPr>
-              <w:t>0.038</w:t>
+              <w:t>0.930</w:t>
             </w:r>
           </w:p>
         </w:tc>
@@ -6967,7 +6967,7 @@
                 <w:rFonts w:ascii="Times New Roman" w:hAnsi="Times New Roman"/>
                 <w:sz w:val="20"/>
               </w:rPr>
-              <w:t>0.015</w:t>
+              <w:t>0.124</w:t>
             </w:r>
           </w:p>
         </w:tc>
@@ -6986,7 +6986,7 @@
                 <w:rFonts w:ascii="Times New Roman" w:hAnsi="Times New Roman"/>
                 <w:sz w:val="20"/>
               </w:rPr>
-              <w:t>ZLB/FG (2010-2015)</w:t>
+              <w:t>ZLB/FG (2010-2016)</w:t>
             </w:r>
           </w:p>
         </w:tc>
@@ -7003,7 +7003,7 @@
                 <w:rFonts w:ascii="Times New Roman" w:hAnsi="Times New Roman"/>
                 <w:sz w:val="20"/>
               </w:rPr>
-              <w:t>42</w:t>
+              <w:t>48</w:t>
             </w:r>
           </w:p>
         </w:tc>
@@ -7020,7 +7020,7 @@
                 <w:rFonts w:ascii="Times New Roman" w:hAnsi="Times New Roman"/>
                 <w:sz w:val="20"/>
               </w:rPr>
-              <w:t>1.2%</w:t>
+              <w:t>7.5%</w:t>
             </w:r>
           </w:p>
         </w:tc>
@@ -7037,7 +7037,7 @@
                 <w:rFonts w:ascii="Times New Roman" w:hAnsi="Times New Roman"/>
                 <w:sz w:val="20"/>
               </w:rPr>
-              <w:t>0.543</w:t>
+              <w:t>0.249</w:t>
             </w:r>
           </w:p>
         </w:tc>
@@ -7054,7 +7054,7 @@
                 <w:rFonts w:ascii="Times New Roman" w:hAnsi="Times New Roman"/>
                 <w:sz w:val="20"/>
               </w:rPr>
-              <w:t>0.312</w:t>
+              <w:t>0.107</w:t>
             </w:r>
           </w:p>
         </w:tc>
@@ -7073,7 +7073,7 @@
                 <w:rFonts w:ascii="Times New Roman" w:hAnsi="Times New Roman"/>
                 <w:sz w:val="20"/>
               </w:rPr>
-              <w:t>Normalization (2016-2019)</w:t>
+              <w:t>Normalization (2016-2020)</w:t>
             </w:r>
           </w:p>
         </w:tc>
@@ -7090,7 +7090,7 @@
                 <w:rFonts w:ascii="Times New Roman" w:hAnsi="Times New Roman"/>
                 <w:sz w:val="20"/>
               </w:rPr>
-              <w:t>32</w:t>
+              <w:t>30</w:t>
             </w:r>
           </w:p>
         </w:tc>
@@ -7107,7 +7107,7 @@
                 <w:rFonts w:ascii="Times New Roman" w:hAnsi="Times New Roman"/>
                 <w:sz w:val="20"/>
               </w:rPr>
-              <w:t>3.8%</w:t>
+              <w:t>13.3%</w:t>
             </w:r>
           </w:p>
         </w:tc>
@@ -7124,7 +7124,7 @@
                 <w:rFonts w:ascii="Times New Roman" w:hAnsi="Times New Roman"/>
                 <w:sz w:val="20"/>
               </w:rPr>
-              <w:t>0.198</w:t>
+              <w:t>0.009</w:t>
             </w:r>
           </w:p>
         </w:tc>
@@ -7141,7 +7141,7 @@
                 <w:rFonts w:ascii="Times New Roman" w:hAnsi="Times New Roman"/>
                 <w:sz w:val="20"/>
               </w:rPr>
-              <w:t>0.067</w:t>
+              <w:t>0.873</w:t>
             </w:r>
           </w:p>
         </w:tc>
@@ -7177,7 +7177,7 @@
                 <w:rFonts w:ascii="Times New Roman" w:hAnsi="Times New Roman"/>
                 <w:sz w:val="20"/>
               </w:rPr>
-              <w:t>12</w:t>
+              <w:t>19</w:t>
             </w:r>
           </w:p>
         </w:tc>
@@ -7194,7 +7194,7 @@
                 <w:rFonts w:ascii="Times New Roman" w:hAnsi="Times New Roman"/>
                 <w:sz w:val="20"/>
               </w:rPr>
-              <w:t>8.5%</w:t>
+              <w:t>3.6%</w:t>
             </w:r>
           </w:p>
         </w:tc>
@@ -7211,7 +7211,7 @@
                 <w:rFonts w:ascii="Times New Roman" w:hAnsi="Times New Roman"/>
                 <w:sz w:val="20"/>
               </w:rPr>
-              <w:t>0.091</w:t>
+              <w:t>0.355</w:t>
             </w:r>
           </w:p>
         </w:tc>
@@ -7228,7 +7228,7 @@
                 <w:rFonts w:ascii="Times New Roman" w:hAnsi="Times New Roman"/>
                 <w:sz w:val="20"/>
               </w:rPr>
-              <w:t>0.043</w:t>
+              <w:t>0.953</w:t>
             </w:r>
           </w:p>
         </w:tc>
@@ -7950,7 +7950,7 @@
           <w:i w:val="0"/>
           <w:sz w:val="24"/>
         </w:rPr>
-        <w:t>Figure 7 presents the correlation matrix for the key variables. The target and path shocks are essentially uncorrelated (r = -0.03), consistent with the GSS decomposition that orthogonalizes the two factors. The sentiment score is positively correlated with both the target shock (r = 0.15) and the path shock (r = 0.19), with a stronger correlation for the path shock. The CRSP VW and EW returns are highly correlated (r = 0.94), but the EW return has a stronger correlation with the target shock (r = -0.21 vs. -0.19), consistent with the small-cap sensitivity finding discussed in Section 5.2.</w:t>
+        <w:t>Figure 7 presents the correlation matrix for the key variables. The target and path shocks are weakly correlated (r = 0.14 in our sample; r = 0.02 in the full Acosta sample of 220 meetings), consistent with the GSS decomposition that orthogonalizes the two factors in the full sample. The modest positive correlation in our sub-sample reflects sample variation rather than a failure of the decomposition. The sentiment score is positively correlated with both the target shock (r = 0.15) and the path shock (r = 0.19), with a stronger correlation for the path shock. The CRSP VW and EW returns are highly correlated (r = 0.94), but the EW return has a stronger correlation with the target shock (r = -0.21 vs. -0.19), consistent with the small-cap sensitivity finding discussed in Section 5.2.</w:t>
       </w:r>
     </w:p>
     <w:p>
@@ -8983,7 +8983,7 @@
           <w:i w:val="0"/>
           <w:sz w:val="24"/>
         </w:rPr>
-        <w:t>We acknowledge this concern but note that it does not invalidate our main finding. If the path shock is contaminated by information effects, this would bias our results toward finding a stronger relationship between the path shock and sentiment — which is exactly what we find. However, the fact that the target shock (which is also potentially contaminated by information effects) is only marginally significant suggests that the information contamination is not uniform across the two shocks.</w:t>
+        <w:t>We acknowledge this concern but note that it does not invalidate our main finding. If the path shock is contaminated by information effects, this would bias our results toward finding a stronger relationship between the path shock and sentiment — which is exactly what we find. However, the fact that the target shock (which is also potentially contaminated by information effects) is only significant at the 10% level suggests that the information contamination is not uniform across the two shocks.</w:t>
       </w:r>
     </w:p>
     <w:p>
@@ -9006,7 +9006,7 @@
           <w:i w:val="0"/>
           <w:sz w:val="24"/>
         </w:rPr>
-        <w:t>Our findings are broadly consistent with the existing literature. Gürkaynak et al. (2005) find that the path factor explains a significant fraction of the variation in long-term interest rates and stock prices around FOMC announcements. Our finding that the path shock is the primary driver of FOMC language sentiment complements their result by showing that the path factor also affects the language of the statements themselves.</w:t>
+        <w:t>Our findings are broadly consistent with the existing literature. Gürkaynak et al. (2005) find that the path factor explains a significant fraction of the variation in long-term interest rates and stock prices around FOMC announcements. Our finding that the path shock is a statistically significant predictor of FOMC language sentiment complements their result by showing that the path factor also affects the language of the statements themselves.</w:t>
       </w:r>
     </w:p>
     <w:p>
@@ -9225,7 +9225,7 @@
           <w:i w:val="0"/>
           <w:sz w:val="24"/>
         </w:rPr>
-        <w:t>We address this concern in two ways. First, we use the Acosta (2024) replication data, which follows the Nakamura and Steinsson (2018) methodology of using tick-frequency data from the CME to construct the shocks. This approach minimizes contamination by using the narrowest possible window and by using all available futures contracts to extract the target and path factors. Second, we show that our results are robust to using the non-standardized Kuttner surprise in basis points, which is a simpler and more transparent measure that does not rely on factor decomposition.</w:t>
+        <w:t>We address this concern in two ways. First, we use the Acosta (2022) replication data, which follows the Nakamura and Steinsson (2018) methodology of using tick-frequency data from the CME to construct the shocks. This approach minimizes contamination by using the narrowest possible window and by using all available futures contracts to extract the target and path factors. Second, we show that our results are robust to using the non-standardized Kuttner surprise in basis points, which is a simpler and more transparent measure that does not rely on factor decomposition.</w:t>
       </w:r>
     </w:p>
     <w:p>
@@ -9278,7 +9278,7 @@
           <w:i w:val="0"/>
           <w:sz w:val="24"/>
         </w:rPr>
-        <w:t>To extend our sample beyond the Acosta (2024) coverage (which ends in July 2022), we use the Federal Reserve Bank of San Francisco's U.S. Monetary Policy Event-Study Database (USMPD). The USMPD provides raw high-frequency changes in fed funds futures (FF1-FF6) and eurodollar futures (ED1-ED8) around FOMC events, covering 276 meetings from February 1994 to April 2026. We compute the target factor as the first principal component of [MP1, FF1-FF4] and the path factor as the first PC of [FF4-FF6, ED2-ED4] after orthogonalizing against the target, following the Gürkaynak, Sack, and Swanson (2005) methodology. Both factors are normalized by regressing on daily 1-year GSW yield changes. The resulting factors have high correlation with Acosta (2024): target r = 0.958, path r = 0.970.</w:t>
+        <w:t>To extend our sample beyond the Acosta (2022) coverage (which ends in July 2022), we use the Federal Reserve Bank of San Francisco's U.S. Monetary Policy Event-Study Database (USMPD). The USMPD provides raw high-frequency changes in fed funds futures (FF1-FF6) and eurodollar futures (ED1-ED8) around FOMC events, covering 276 meetings from February 1994 to April 2026. We compute the target factor as the first principal component of [MP1, FF1-FF4] and the path factor as the first PC of [FF4-FF6, ED2-ED4] after orthogonalizing against the target, following the Gürkaynak, Sack, and Swanson (2005a) methodology. Both factors are normalized by regressing on daily 1-year GSW yield changes. The resulting factors have high correlation with Acosta (2022): target r = 0.958, path r = 0.970.</w:t>
       </w:r>
     </w:p>
     <w:p>
@@ -9452,7 +9452,7 @@
           <w:i w:val="0"/>
           <w:sz w:val="24"/>
         </w:rPr>
-        <w:t>Our main finding is that the path shock — capturing information about the future trajectory of monetary policy — is the primary driver of FOMC language sentiment (p = 0.047), while the target rate surprise is also marginally significant (p = 0.062). This supports the information channel hypothesis: forward guidance language conveys information about future economic conditions and policy intentions, not merely the current rate decision. The information channel is strongest during crisis periods when forward guidance carries the most new information, and weakest during the zero lower bound period when rates were stuck at zero and guidance was highly predictable.</w:t>
+        <w:t>Our main finding is that the path shock — capturing information about the future trajectory of monetary policy — is a statistically significant predictor of FOMC language sentiment (p = 0.047), while the target rate surprise is also significant at the 10% level (p = 0.062). However, the overall explanatory power is modest (R² = 4.06%), indicating that monetary policy shocks account for only a small fraction of the variation in FOMC statement language. The remaining variation likely reflects the Fed's response to incoming economic data, institutional inertia in statement drafting, and other factors beyond the current rate decision and forward guidance. A formal Wald test cannot reject the null that the target and path coefficients are equal (p = 0.66), so we interpret the results as suggestive evidence consistent with the information channel, rather than definitive proof that the path effect dominates.</w:t>
       </w:r>
     </w:p>
     <w:p>
@@ -9502,6 +9502,29 @@
     </w:p>
     <w:p>
       <w:pPr>
+        <w:pStyle w:val="Heading2"/>
+      </w:pPr>
+      <w:r>
+        <w:t>Data Availability</w:t>
+      </w:r>
+    </w:p>
+    <w:p>
+      <w:pPr>
+        <w:spacing w:after="120"/>
+        <w:ind w:firstLine="425"/>
+      </w:pPr>
+      <w:r>
+        <w:rPr>
+          <w:rFonts w:ascii="Times New Roman" w:hAnsi="Times New Roman"/>
+          <w:b w:val="0"/>
+          <w:i w:val="0"/>
+          <w:sz w:val="24"/>
+        </w:rPr>
+        <w:t>The monetary policy shock data from Acosta (2022) and the USMPD data from the Federal Reserve Bank of San Francisco are publicly available. FOMC statements are available from the Federal Reserve website. CRSP market data are available through WRDS with an institutional subscription. The replication code and processed datasets will be made available upon publication.</w:t>
+      </w:r>
+    </w:p>
+    <w:p>
+      <w:pPr>
         <w:pStyle w:val="Heading1"/>
       </w:pPr>
       <w:r>
@@ -9518,7 +9541,7 @@
           <w:rFonts w:ascii="Times New Roman" w:hAnsi="Times New Roman"/>
           <w:sz w:val="22"/>
         </w:rPr>
-        <w:t>Acosta, M. (2022). The perceived causes of monetary surprises. Working Paper.</w:t>
+        <w:t>Acosta, M. (2022). The perceived causes of monetary policy surprises. Working Paper, University of Wisconsin-Madison. Revise and resubmit, Journal of Political Economy.</w:t>
       </w:r>
     </w:p>
     <w:p>
@@ -9531,7 +9554,20 @@
           <w:rFonts w:ascii="Times New Roman" w:hAnsi="Times New Roman"/>
           <w:sz w:val="22"/>
         </w:rPr>
-        <w:t>Apel, M., &amp; Blix, G. (2014). How is inflation affected by globalisation? Sveriges Riksbank Economic Review, 2014(1), 39-64.</w:t>
+        <w:t>Acosta, M., Ajello, A., Bauer, M. D., Loria, F., &amp; Miranda-Agrippino, S. (2025). Financial market effects of FOMC communication: Evidence from a new event-study database. Federal Reserve Bank of San Francisco Working Paper 2025-30.</w:t>
+      </w:r>
+    </w:p>
+    <w:p>
+      <w:pPr>
+        <w:spacing w:after="60"/>
+        <w:ind w:left="720" w:hanging="720"/>
+      </w:pPr>
+      <w:r>
+        <w:rPr>
+          <w:rFonts w:ascii="Times New Roman" w:hAnsi="Times New Roman"/>
+          <w:sz w:val="22"/>
+        </w:rPr>
+        <w:t>Apel, M., &amp; Blix Grimaldi, I. (2014). How much information do monetary policy committees disclose? Sveriges Riksbank Working Paper Series, No. 283.</w:t>
       </w:r>
     </w:p>
     <w:p>
@@ -9596,7 +9632,7 @@
           <w:rFonts w:ascii="Times New Roman" w:hAnsi="Times New Roman"/>
           <w:sz w:val="22"/>
         </w:rPr>
-        <w:t>Cieslak, A., Morse, A., &amp; Vissing-Jorgensen, A. (2019). Stock returns over the FOMC cycle. Journal of Financial Economics, 133(1), 114-137.</w:t>
+        <w:t>Cieslak, A., Morse, A., &amp; Vissing-Jorgensen, A. (2019). Stock returns over the FOMC cycle. Journal of Finance, 74(5), 2201-2248.</w:t>
       </w:r>
     </w:p>
     <w:p>
@@ -9635,7 +9671,20 @@
           <w:rFonts w:ascii="Times New Roman" w:hAnsi="Times New Roman"/>
           <w:sz w:val="22"/>
         </w:rPr>
-        <w:t>Gürkaynak, R. S., Sack, B., &amp; Swanson, E. (2005). The sensitivity of long-term interest rates to economic news: Evidence and implications for monetary policy. American Economic Review, 95(1), 425-436.</w:t>
+        <w:t>Gürkaynak, R. S., Sack, B., &amp; Swanson, E. (2005a). Do actions speak louder than words? The response of asset prices to monetary policy actions and statements. International Journal of Central Banking, 1(1), 55-93.</w:t>
+      </w:r>
+    </w:p>
+    <w:p>
+      <w:pPr>
+        <w:spacing w:after="60"/>
+        <w:ind w:left="720" w:hanging="720"/>
+      </w:pPr>
+      <w:r>
+        <w:rPr>
+          <w:rFonts w:ascii="Times New Roman" w:hAnsi="Times New Roman"/>
+          <w:sz w:val="22"/>
+        </w:rPr>
+        <w:t>Gürkaynak, R. S., Sack, B., &amp; Swanson, E. (2005b). The sensitivity of long-term interest rates to economic news: Evidence and implications for monetary policy. American Economic Review, 95(1), 425-436.</w:t>
       </w:r>
     </w:p>
     <w:p>
@@ -9954,7 +10003,7 @@
                 <w:rFonts w:ascii="Times New Roman" w:hAnsi="Times New Roman"/>
                 <w:sz w:val="20"/>
               </w:rPr>
-              <w:t>Acosta (2024)/GSS+NS</w:t>
+              <w:t>Acosta (2022)/GSS+NS</w:t>
             </w:r>
           </w:p>
         </w:tc>
@@ -10814,7 +10863,7 @@
           <w:i w:val="0"/>
           <w:sz w:val="20"/>
         </w:rPr>
-        <w:t>We replicate the Gürkaynak, Sack, and Swanson (2005) target and path factor decomposition using the U.S. Monetary Policy Event-Study Database (USMPD) published by the Federal Reserve Bank of San Francisco. The USMPD provides raw high-frequency changes in fed funds futures (FF1-FF6) and eurodollar futures (ED1-ED8) around FOMC events, covering 276 meetings from February 1994 to April 2026. The official USMPD release includes an R script (mps.R) that computes the Acosta et al. (2025) single-factor monetary policy surprise (STMT) from MP1, MP2, ED2-ED4. We replicate this exactly in Python and confirm perfect agreement (r = 1.000).</w:t>
+        <w:t>We replicate the Gürkaynak, Sack, and Swanson (2005a) target and path factor decomposition using the U.S. Monetary Policy Event-Study Database (USMPD) published by the Federal Reserve Bank of San Francisco. The USMPD provides raw high-frequency changes in fed funds futures (FF1-FF6) and eurodollar futures (ED1-ED8) around FOMC events, covering 276 meetings from February 1994 to April 2026. The official USMPD release includes an R script (mps.R) that computes the Acosta et al. (2025) single-factor monetary policy surprise (STMT) from MP1, MP2, ED2-ED4. We replicate this exactly in Python and confirm perfect agreement (r = 1.000).</w:t>
       </w:r>
     </w:p>
     <w:p>
@@ -11230,7 +11279,7 @@
           <w:i w:val="0"/>
           <w:sz w:val="20"/>
         </w:rPr>
-        <w:t>The target factor achieves high correlation with Acosta (2024) (r = 0.958), confirming that our PCA decomposition correctly captures the current-rate surprise. The path factor correlation is also high (r = 0.970), though the orthogonalization step introduces minor differences in the rotation relative to Acosta's original decomposition. The single-factor STMT surprise, which combines target and path information, has a correlation of 0.989 with the sum of Acosta's target and path factors, confirming that the USMPD data are derived from the same underlying futures prices.</w:t>
+        <w:t>The target factor achieves high correlation with Acosta (2022) (r = 0.958), confirming that our PCA decomposition correctly captures the current-rate surprise. The path factor correlation is also high (r = 0.970), though the orthogonalization step introduces minor differences in the rotation relative to Acosta's original decomposition. The single-factor STMT surprise, which combines target and path information, has a correlation of 0.989 with the sum of Acosta's target and path factors, confirming that the USMPD data are derived from the same underlying futures prices.</w:t>
       </w:r>
     </w:p>
     <w:sectPr>
